--- a/prosedurler/EMS.EG.PRO.12.01. Training Planning and Effectiveness Procedure.docx
+++ b/prosedurler/EMS.EG.PRO.12.01. Training Planning and Effectiveness Procedure.docx
@@ -2656,69 +2656,6 @@
                 <w:color w:val="000000"/>
                 <w:lang w:val="en-GB" w:eastAsia="en-GB"/>
               </w:rPr>
-              <w:drawing>
-                <wp:anchor distT="0" distB="0" distL="114300" distR="114300" simplePos="0" relativeHeight="251658240" behindDoc="0" locked="0" layoutInCell="1" allowOverlap="1" wp14:anchorId="168E1990" wp14:editId="230A926C">
-                  <wp:simplePos x="0" y="0"/>
-                  <wp:positionH relativeFrom="column">
-                    <wp:posOffset>-143510</wp:posOffset>
-                  </wp:positionH>
-                  <wp:positionV relativeFrom="paragraph">
-                    <wp:posOffset>153670</wp:posOffset>
-                  </wp:positionV>
-                  <wp:extent cx="1569720" cy="1046480"/>
-                  <wp:effectExtent l="0" t="0" r="0" b="0"/>
-                  <wp:wrapNone/>
-                  <wp:docPr id="1968470152" name="Resim 1"/>
-                  <wp:cNvGraphicFramePr>
-                    <a:graphicFrameLocks xmlns:a="http://schemas.openxmlformats.org/drawingml/2006/main" noChangeAspect="1"/>
-                  </wp:cNvGraphicFramePr>
-                  <a:graphic xmlns:a="http://schemas.openxmlformats.org/drawingml/2006/main">
-                    <a:graphicData uri="http://schemas.openxmlformats.org/drawingml/2006/picture">
-                      <pic:pic xmlns:pic="http://schemas.openxmlformats.org/drawingml/2006/picture">
-                        <pic:nvPicPr>
-                          <pic:cNvPr id="1968470152" name="Resim 1968470152"/>
-                          <pic:cNvPicPr/>
-                        </pic:nvPicPr>
-                        <pic:blipFill>
-                          <a:blip r:embed="rId9" cstate="print">
-                            <a:extLst>
-                              <a:ext uri="{28A0092B-C50C-407E-A947-70E740481C1C}">
-                                <a14:useLocalDpi xmlns:a14="http://schemas.microsoft.com/office/drawing/2010/main" val="0"/>
-                              </a:ext>
-                            </a:extLst>
-                          </a:blip>
-                          <a:stretch>
-                            <a:fillRect/>
-                          </a:stretch>
-                        </pic:blipFill>
-                        <pic:spPr>
-                          <a:xfrm>
-                            <a:off x="0" y="0"/>
-                            <a:ext cx="1569720" cy="1046480"/>
-                          </a:xfrm>
-                          <a:prstGeom prst="rect">
-                            <a:avLst/>
-                          </a:prstGeom>
-                        </pic:spPr>
-                      </pic:pic>
-                    </a:graphicData>
-                  </a:graphic>
-                  <wp14:sizeRelH relativeFrom="page">
-                    <wp14:pctWidth>0</wp14:pctWidth>
-                  </wp14:sizeRelH>
-                  <wp14:sizeRelV relativeFrom="page">
-                    <wp14:pctHeight>0</wp14:pctHeight>
-                  </wp14:sizeRelV>
-                </wp:anchor>
-              </w:drawing>
-            </w:r>
-            <w:r>
-              <w:rPr>
-                <w:rFonts w:ascii="Calibri" w:eastAsia="Times New Roman" w:hAnsi="Calibri" w:cs="Calibri"/>
-                <w:noProof/>
-                <w:color w:val="000000"/>
-                <w:lang w:val="en-GB" w:eastAsia="en-GB"/>
-              </w:rPr>
               <w:t>Kalite Güvence Müdürü</w:t>
             </w:r>
           </w:p>
@@ -2758,7 +2695,7 @@
                 <w:szCs w:val="18"/>
                 <w:lang w:val="en-GB" w:eastAsia="en-GB"/>
               </w:rPr>
-              <w:t>ABDULLAH BAYDOGAN</w:t>
+              <w:t>ABDULLAH BAYDOĞAN</w:t>
             </w:r>
           </w:p>
         </w:tc>
@@ -2924,7 +2861,7 @@
               <w:bottom w:val="single" w:sz="4" w:space="0" w:color="auto"/>
               <w:right w:val="single" w:sz="4" w:space="0" w:color="auto"/>
             </w:tcBorders>
-            <w:vAlign w:val="bottom"/>
+            <w:vAlign w:val="center"/>
           </w:tcPr>
           <w:p>
             <w:pPr>
@@ -2936,6 +2873,43 @@
                 <w:lang w:val="en-GB" w:eastAsia="en-GB"/>
               </w:rPr>
             </w:pPr>
+            <w:r>
+              <w:drawing>
+                <wp:inline distT="0" distB="0" distL="0" distR="0">
+                  <wp:extent cx="659218" cy="566928"/>
+                  <wp:effectExtent l="0" t="0" r="0" b="0"/>
+                  <wp:docPr id="900102" name="Imza Ali Kaan Genc"/>
+                  <wp:cNvGraphicFramePr>
+                    <a:graphicFrameLocks xmlns:a="http://schemas.openxmlformats.org/drawingml/2006/main" noChangeAspect="1"/>
+                  </wp:cNvGraphicFramePr>
+                  <a:graphic xmlns:a="http://schemas.openxmlformats.org/drawingml/2006/main">
+                    <a:graphicData uri="http://schemas.openxmlformats.org/drawingml/2006/picture">
+                      <pic:pic xmlns:pic="http://schemas.openxmlformats.org/drawingml/2006/picture">
+                        <pic:nvPicPr>
+                          <pic:cNvPr id="900102" name="Imza Ali Kaan Genc"/>
+                          <pic:cNvPicPr/>
+                        </pic:nvPicPr>
+                        <pic:blipFill>
+                          <a:blip r:embed="sigAliKaan"/>
+                          <a:stretch>
+                            <a:fillRect/>
+                          </a:stretch>
+                        </pic:blipFill>
+                        <pic:spPr>
+                          <a:xfrm>
+                            <a:off x="0" y="0"/>
+                            <a:ext cx="659218" cy="566928"/>
+                          </a:xfrm>
+                          <a:prstGeom prst="rect">
+                            <a:avLst/>
+                          </a:prstGeom>
+                        </pic:spPr>
+                      </pic:pic>
+                    </a:graphicData>
+                  </a:graphic>
+                </wp:inline>
+              </w:drawing>
+            </w:r>
           </w:p>
         </w:tc>
         <w:tc>
@@ -2972,7 +2946,7 @@
               <w:bottom w:val="single" w:sz="4" w:space="0" w:color="auto"/>
               <w:right w:val="single" w:sz="4" w:space="0" w:color="auto"/>
             </w:tcBorders>
-            <w:vAlign w:val="bottom"/>
+            <w:vAlign w:val="center"/>
           </w:tcPr>
           <w:p>
             <w:pPr>
@@ -2984,6 +2958,43 @@
                 <w:lang w:val="en-GB" w:eastAsia="en-GB"/>
               </w:rPr>
             </w:pPr>
+            <w:r>
+              <w:drawing>
+                <wp:inline distT="0" distB="0" distL="0" distR="0">
+                  <wp:extent cx="850392" cy="566928"/>
+                  <wp:effectExtent l="0" t="0" r="0" b="0"/>
+                  <wp:docPr id="900104" name="Imza Abdullah Baydogan"/>
+                  <wp:cNvGraphicFramePr>
+                    <a:graphicFrameLocks xmlns:a="http://schemas.openxmlformats.org/drawingml/2006/main" noChangeAspect="1"/>
+                  </wp:cNvGraphicFramePr>
+                  <a:graphic xmlns:a="http://schemas.openxmlformats.org/drawingml/2006/main">
+                    <a:graphicData uri="http://schemas.openxmlformats.org/drawingml/2006/picture">
+                      <pic:pic xmlns:pic="http://schemas.openxmlformats.org/drawingml/2006/picture">
+                        <pic:nvPicPr>
+                          <pic:cNvPr id="900104" name="Imza Abdullah Baydogan"/>
+                          <pic:cNvPicPr/>
+                        </pic:nvPicPr>
+                        <pic:blipFill>
+                          <a:blip r:embed="rId9"/>
+                          <a:stretch>
+                            <a:fillRect/>
+                          </a:stretch>
+                        </pic:blipFill>
+                        <pic:spPr>
+                          <a:xfrm>
+                            <a:off x="0" y="0"/>
+                            <a:ext cx="850392" cy="566928"/>
+                          </a:xfrm>
+                          <a:prstGeom prst="rect">
+                            <a:avLst/>
+                          </a:prstGeom>
+                        </pic:spPr>
+                      </pic:pic>
+                    </a:graphicData>
+                  </a:graphic>
+                </wp:inline>
+              </w:drawing>
+            </w:r>
           </w:p>
         </w:tc>
         <w:tc>
@@ -3020,7 +3031,7 @@
               <w:bottom w:val="single" w:sz="4" w:space="0" w:color="auto"/>
               <w:right w:val="single" w:sz="4" w:space="0" w:color="auto"/>
             </w:tcBorders>
-            <w:vAlign w:val="bottom"/>
+            <w:vAlign w:val="center"/>
           </w:tcPr>
           <w:p>
             <w:pPr>
@@ -3032,6 +3043,43 @@
                 <w:lang w:val="en-GB" w:eastAsia="en-GB"/>
               </w:rPr>
             </w:pPr>
+            <w:r>
+              <w:drawing>
+                <wp:inline distT="0" distB="0" distL="0" distR="0">
+                  <wp:extent cx="944879" cy="566928"/>
+                  <wp:effectExtent l="0" t="0" r="0" b="0"/>
+                  <wp:docPr id="900106" name="Imza Fatih Salbars"/>
+                  <wp:cNvGraphicFramePr>
+                    <a:graphicFrameLocks xmlns:a="http://schemas.openxmlformats.org/drawingml/2006/main" noChangeAspect="1"/>
+                  </wp:cNvGraphicFramePr>
+                  <a:graphic xmlns:a="http://schemas.openxmlformats.org/drawingml/2006/main">
+                    <a:graphicData uri="http://schemas.openxmlformats.org/drawingml/2006/picture">
+                      <pic:pic xmlns:pic="http://schemas.openxmlformats.org/drawingml/2006/picture">
+                        <pic:nvPicPr>
+                          <pic:cNvPr id="900106" name="Imza Fatih Salbars"/>
+                          <pic:cNvPicPr/>
+                        </pic:nvPicPr>
+                        <pic:blipFill>
+                          <a:blip r:embed="sigFatih"/>
+                          <a:stretch>
+                            <a:fillRect/>
+                          </a:stretch>
+                        </pic:blipFill>
+                        <pic:spPr>
+                          <a:xfrm>
+                            <a:off x="0" y="0"/>
+                            <a:ext cx="944879" cy="566928"/>
+                          </a:xfrm>
+                          <a:prstGeom prst="rect">
+                            <a:avLst/>
+                          </a:prstGeom>
+                        </pic:spPr>
+                      </pic:pic>
+                    </a:graphicData>
+                  </a:graphic>
+                </wp:inline>
+              </w:drawing>
+            </w:r>
           </w:p>
         </w:tc>
       </w:tr>

--- a/prosedurler/EMS.EG.PRO.12.01. Training Planning and Effectiveness Procedure.docx
+++ b/prosedurler/EMS.EG.PRO.12.01. Training Planning and Effectiveness Procedure.docx
@@ -32,7 +32,7 @@
           <w:sz w:val="24"/>
           <w:szCs w:val="24"/>
         </w:rPr>
-        <w:t xml:space="preserve">This procedure defines how training needs are identified, how training is planned, delivered and recorded, and how its effectiveness is evaluated at Eroglu Knitting (EMS), so that all employees are competent for their jobs.</w:t>
+        <w:t xml:space="preserve">This procedure defines how training needs are identified, how training is planned, delivered and recorded, and how its effectiveness is evaluated at Eroglu Knitting (EMS), so that all employees are competent for their jobs and aware of the policies, objectives and risks that concern them, in line with ISO 9001:2015 clauses 7.2 and 7.3, ISO 45001:2018 clauses 7.2 and 7.3 and ISO 10015.</w:t>
       </w:r>
     </w:p>
     <w:p>
@@ -73,7 +73,7 @@
           <w:sz w:val="24"/>
           <w:szCs w:val="24"/>
         </w:rPr>
-        <w:t xml:space="preserve">This procedure covers all internal and external training given to EMS employees, including technical, OHS, environmental, chemical, quality, product safety and social compliance training. Orientation of new employees is covered in EMS.EG.PRO.12.02.</w:t>
+        <w:t xml:space="preserve">This procedure covers all internal and external training given to EMS employees, including temporary workers, interns and subcontractor staff working on site, and covers technical, OHS, environmental, chemical, quality, product safety and social compliance training. Orientation of new employees is covered in EMS.EG.PRO.12.02. The skills matrix and multi-skilling are described in EMS.EG.TL.12.01.</w:t>
       </w:r>
     </w:p>
     <w:p>
@@ -132,7 +132,7 @@
           <w:sz w:val="24"/>
           <w:szCs w:val="24"/>
         </w:rPr>
-        <w:t xml:space="preserve"> Collects training needs, prepares the annual training plan, organises training sessions and keeps training records.</w:t>
+        <w:t xml:space="preserve"> Collects training needs, prepares the annual training plan and budget proposal, organises training sessions and keeps training records.</w:t>
       </w:r>
     </w:p>
     <w:p>
@@ -158,15 +158,15 @@
           <w:sz w:val="24"/>
           <w:szCs w:val="24"/>
         </w:rPr>
-        <w:t xml:space="preserve">Department Managers:</w:t>
-      </w:r>
-      <w:r>
-        <w:rPr>
-          <w:rFonts w:ascii="Calibri" w:hAnsi="Calibri" w:cs="Arial"/>
-          <w:sz w:val="24"/>
-          <w:szCs w:val="24"/>
-        </w:rPr>
-        <w:t xml:space="preserve"> Keep the skills matrix of their department up to date, nominate participants and evaluate training effectiveness.</w:t>
+        <w:t xml:space="preserve">General Manager:</w:t>
+      </w:r>
+      <w:r>
+        <w:rPr>
+          <w:rFonts w:ascii="Calibri" w:hAnsi="Calibri" w:cs="Arial"/>
+          <w:sz w:val="24"/>
+          <w:szCs w:val="24"/>
+        </w:rPr>
+        <w:t xml:space="preserve"> Approves the annual training plan and the training budget.</w:t>
       </w:r>
     </w:p>
     <w:p>
@@ -192,15 +192,15 @@
           <w:sz w:val="24"/>
           <w:szCs w:val="24"/>
         </w:rPr>
-        <w:t xml:space="preserve">Trainers (internal or external):</w:t>
-      </w:r>
-      <w:r>
-        <w:rPr>
-          <w:rFonts w:ascii="Calibri" w:hAnsi="Calibri" w:cs="Arial"/>
-          <w:sz w:val="24"/>
-          <w:szCs w:val="24"/>
-        </w:rPr>
-        <w:t xml:space="preserve"> Prepare the training content, deliver the training and apply the tests.</w:t>
+        <w:t xml:space="preserve">Department Managers:</w:t>
+      </w:r>
+      <w:r>
+        <w:rPr>
+          <w:rFonts w:ascii="Calibri" w:hAnsi="Calibri" w:cs="Arial"/>
+          <w:sz w:val="24"/>
+          <w:szCs w:val="24"/>
+        </w:rPr>
+        <w:t xml:space="preserve"> Keep the skills matrix of their department up to date, nominate participants, give on-the-job training and evaluate training effectiveness.</w:t>
       </w:r>
     </w:p>
     <w:p>
@@ -226,6 +226,40 @@
           <w:sz w:val="24"/>
           <w:szCs w:val="24"/>
         </w:rPr>
+        <w:t xml:space="preserve">Trainers (internal or external):</w:t>
+      </w:r>
+      <w:r>
+        <w:rPr>
+          <w:rFonts w:ascii="Calibri" w:hAnsi="Calibri" w:cs="Arial"/>
+          <w:sz w:val="24"/>
+          <w:szCs w:val="24"/>
+        </w:rPr>
+        <w:t xml:space="preserve"> Prepare the training content, deliver the training and apply the tests.</w:t>
+      </w:r>
+    </w:p>
+    <w:p>
+      <w:pPr>
+        <w:pStyle w:val="ListeParagraf"/>
+        <w:spacing w:after="80"/>
+        <w:ind w:left="709" w:right="0"/>
+        <w:jc w:val="both"/>
+      </w:pPr>
+      <w:r>
+        <w:rPr>
+          <w:rFonts w:ascii="Calibri" w:hAnsi="Calibri" w:cs="Arial"/>
+          <w:sz w:val="24"/>
+          <w:szCs w:val="24"/>
+        </w:rPr>
+        <w:t xml:space="preserve">• </w:t>
+      </w:r>
+      <w:r>
+        <w:rPr>
+          <w:rFonts w:ascii="Calibri" w:hAnsi="Calibri" w:cs="Arial"/>
+          <w:b/>
+          <w:bCs/>
+          <w:sz w:val="24"/>
+          <w:szCs w:val="24"/>
+        </w:rPr>
         <w:t xml:space="preserve">OHS Specialist, Environment and Quality Managers:</w:t>
       </w:r>
       <w:r>
@@ -235,6 +269,74 @@
           <w:szCs w:val="24"/>
         </w:rPr>
         <w:t xml:space="preserve"> Define the mandatory training in their fields and provide or approve the content.</w:t>
+      </w:r>
+    </w:p>
+    <w:p>
+      <w:pPr>
+        <w:pStyle w:val="ListeParagraf"/>
+        <w:spacing w:after="80"/>
+        <w:ind w:left="709" w:right="0"/>
+        <w:jc w:val="both"/>
+      </w:pPr>
+      <w:r>
+        <w:rPr>
+          <w:rFonts w:ascii="Calibri" w:hAnsi="Calibri" w:cs="Arial"/>
+          <w:sz w:val="24"/>
+          <w:szCs w:val="24"/>
+        </w:rPr>
+        <w:t xml:space="preserve">• </w:t>
+      </w:r>
+      <w:r>
+        <w:rPr>
+          <w:rFonts w:ascii="Calibri" w:hAnsi="Calibri" w:cs="Arial"/>
+          <w:b/>
+          <w:bCs/>
+          <w:sz w:val="24"/>
+          <w:szCs w:val="24"/>
+        </w:rPr>
+        <w:t xml:space="preserve">Quality Assurance:</w:t>
+      </w:r>
+      <w:r>
+        <w:rPr>
+          <w:rFonts w:ascii="Calibri" w:hAnsi="Calibri" w:cs="Arial"/>
+          <w:sz w:val="24"/>
+          <w:szCs w:val="24"/>
+        </w:rPr>
+        <w:t xml:space="preserve"> Organises quality and compliance training and checks that the skills matrix is current.</w:t>
+      </w:r>
+    </w:p>
+    <w:p>
+      <w:pPr>
+        <w:pStyle w:val="ListeParagraf"/>
+        <w:spacing w:after="80"/>
+        <w:ind w:left="709" w:right="0"/>
+        <w:jc w:val="both"/>
+      </w:pPr>
+      <w:r>
+        <w:rPr>
+          <w:rFonts w:ascii="Calibri" w:hAnsi="Calibri" w:cs="Arial"/>
+          <w:sz w:val="24"/>
+          <w:szCs w:val="24"/>
+        </w:rPr>
+        <w:t xml:space="preserve">• </w:t>
+      </w:r>
+      <w:r>
+        <w:rPr>
+          <w:rFonts w:ascii="Calibri" w:hAnsi="Calibri" w:cs="Arial"/>
+          <w:b/>
+          <w:bCs/>
+          <w:sz w:val="24"/>
+          <w:szCs w:val="24"/>
+        </w:rPr>
+        <w:t xml:space="preserve">Employees:</w:t>
+      </w:r>
+      <w:r>
+        <w:rPr>
+          <w:rFonts w:ascii="Calibri" w:hAnsi="Calibri" w:cs="Arial"/>
+          <w:sz w:val="24"/>
+          <w:szCs w:val="24"/>
+        </w:rPr>
+        <w:t xml:space="preserve"> Attend the training, apply what they learn, give feedback and request training when they need it.</w:t>
       </w:r>
     </w:p>
     <w:p>
@@ -285,15 +387,15 @@
           <w:sz w:val="24"/>
           <w:szCs w:val="24"/>
         </w:rPr>
-        <w:t xml:space="preserve">Training Needs Analysis:</w:t>
-      </w:r>
-      <w:r>
-        <w:rPr>
-          <w:rFonts w:ascii="Calibri" w:hAnsi="Calibri" w:cs="Arial"/>
-          <w:sz w:val="24"/>
-          <w:szCs w:val="24"/>
-        </w:rPr>
-        <w:t xml:space="preserve"> The comparison between the competence required for a position and the actual competence of the employee.</w:t>
+        <w:t xml:space="preserve">Competence:</w:t>
+      </w:r>
+      <w:r>
+        <w:rPr>
+          <w:rFonts w:ascii="Calibri" w:hAnsi="Calibri" w:cs="Arial"/>
+          <w:sz w:val="24"/>
+          <w:szCs w:val="24"/>
+        </w:rPr>
+        <w:t xml:space="preserve"> The ability to apply knowledge and skills to achieve intended results.</w:t>
       </w:r>
     </w:p>
     <w:p>
@@ -319,15 +421,15 @@
           <w:sz w:val="24"/>
           <w:szCs w:val="24"/>
         </w:rPr>
-        <w:t xml:space="preserve">Skills Matrix:</w:t>
-      </w:r>
-      <w:r>
-        <w:rPr>
-          <w:rFonts w:ascii="Calibri" w:hAnsi="Calibri" w:cs="Arial"/>
-          <w:sz w:val="24"/>
-          <w:szCs w:val="24"/>
-        </w:rPr>
-        <w:t xml:space="preserve"> A table showing the skills required in each department and the skill level of each employee.</w:t>
+        <w:t xml:space="preserve">Training Needs Analysis:</w:t>
+      </w:r>
+      <w:r>
+        <w:rPr>
+          <w:rFonts w:ascii="Calibri" w:hAnsi="Calibri" w:cs="Arial"/>
+          <w:sz w:val="24"/>
+          <w:szCs w:val="24"/>
+        </w:rPr>
+        <w:t xml:space="preserve"> The comparison between the competence required for a position and the actual competence of the employee.</w:t>
       </w:r>
     </w:p>
     <w:p>
@@ -353,6 +455,40 @@
           <w:sz w:val="24"/>
           <w:szCs w:val="24"/>
         </w:rPr>
+        <w:t xml:space="preserve">Skills Matrix:</w:t>
+      </w:r>
+      <w:r>
+        <w:rPr>
+          <w:rFonts w:ascii="Calibri" w:hAnsi="Calibri" w:cs="Arial"/>
+          <w:sz w:val="24"/>
+          <w:szCs w:val="24"/>
+        </w:rPr>
+        <w:t xml:space="preserve"> A table showing the skills required in each department and the skill level of each employee.</w:t>
+      </w:r>
+    </w:p>
+    <w:p>
+      <w:pPr>
+        <w:pStyle w:val="ListeParagraf"/>
+        <w:spacing w:after="80"/>
+        <w:ind w:left="709" w:right="0"/>
+        <w:jc w:val="both"/>
+      </w:pPr>
+      <w:r>
+        <w:rPr>
+          <w:rFonts w:ascii="Calibri" w:hAnsi="Calibri" w:cs="Arial"/>
+          <w:sz w:val="24"/>
+          <w:szCs w:val="24"/>
+        </w:rPr>
+        <w:t xml:space="preserve">• </w:t>
+      </w:r>
+      <w:r>
+        <w:rPr>
+          <w:rFonts w:ascii="Calibri" w:hAnsi="Calibri" w:cs="Arial"/>
+          <w:b/>
+          <w:bCs/>
+          <w:sz w:val="24"/>
+          <w:szCs w:val="24"/>
+        </w:rPr>
         <w:t xml:space="preserve">Mandatory Training:</w:t>
       </w:r>
       <w:r>
@@ -362,6 +498,74 @@
           <w:szCs w:val="24"/>
         </w:rPr>
         <w:t xml:space="preserve"> Training required by law, by customers or by risk assessments (for example fire safety, first aid, chemical handling).</w:t>
+      </w:r>
+    </w:p>
+    <w:p>
+      <w:pPr>
+        <w:pStyle w:val="ListeParagraf"/>
+        <w:spacing w:after="80"/>
+        <w:ind w:left="709" w:right="0"/>
+        <w:jc w:val="both"/>
+      </w:pPr>
+      <w:r>
+        <w:rPr>
+          <w:rFonts w:ascii="Calibri" w:hAnsi="Calibri" w:cs="Arial"/>
+          <w:sz w:val="24"/>
+          <w:szCs w:val="24"/>
+        </w:rPr>
+        <w:t xml:space="preserve">• </w:t>
+      </w:r>
+      <w:r>
+        <w:rPr>
+          <w:rFonts w:ascii="Calibri" w:hAnsi="Calibri" w:cs="Arial"/>
+          <w:b/>
+          <w:bCs/>
+          <w:sz w:val="24"/>
+          <w:szCs w:val="24"/>
+        </w:rPr>
+        <w:t xml:space="preserve">On-the-Job Training:</w:t>
+      </w:r>
+      <w:r>
+        <w:rPr>
+          <w:rFonts w:ascii="Calibri" w:hAnsi="Calibri" w:cs="Arial"/>
+          <w:sz w:val="24"/>
+          <w:szCs w:val="24"/>
+        </w:rPr>
+        <w:t xml:space="preserve"> Practical training given at the workplace while performing the task, with a competent coach.</w:t>
+      </w:r>
+    </w:p>
+    <w:p>
+      <w:pPr>
+        <w:pStyle w:val="ListeParagraf"/>
+        <w:spacing w:after="80"/>
+        <w:ind w:left="709" w:right="0"/>
+        <w:jc w:val="both"/>
+      </w:pPr>
+      <w:r>
+        <w:rPr>
+          <w:rFonts w:ascii="Calibri" w:hAnsi="Calibri" w:cs="Arial"/>
+          <w:sz w:val="24"/>
+          <w:szCs w:val="24"/>
+        </w:rPr>
+        <w:t xml:space="preserve">• </w:t>
+      </w:r>
+      <w:r>
+        <w:rPr>
+          <w:rFonts w:ascii="Calibri" w:hAnsi="Calibri" w:cs="Arial"/>
+          <w:b/>
+          <w:bCs/>
+          <w:sz w:val="24"/>
+          <w:szCs w:val="24"/>
+        </w:rPr>
+        <w:t xml:space="preserve">Training Effectiveness:</w:t>
+      </w:r>
+      <w:r>
+        <w:rPr>
+          <w:rFonts w:ascii="Calibri" w:hAnsi="Calibri" w:cs="Arial"/>
+          <w:sz w:val="24"/>
+          <w:szCs w:val="24"/>
+        </w:rPr>
+        <w:t xml:space="preserve"> The extent to which the training achieved the intended knowledge, behaviour and result.</w:t>
       </w:r>
     </w:p>
     <w:p>
@@ -521,6 +725,22 @@
         <w:ind w:left="709" w:right="0"/>
         <w:jc w:val="both"/>
       </w:pPr>
+      <w:r>
+        <w:rPr>
+          <w:rFonts w:ascii="Calibri" w:hAnsi="Calibri" w:cs="Arial"/>
+          <w:sz w:val="24"/>
+          <w:szCs w:val="24"/>
+        </w:rPr>
+        <w:t xml:space="preserve">1.3. Each employee is rated on the skills matrix on a scale of 0 to 4; a level below the target level for the position is recorded as a training need. The matrix is updated at least once a year and whenever the organisation or a process changes.</w:t>
+      </w:r>
+    </w:p>
+    <w:p>
+      <w:pPr>
+        <w:pStyle w:val="ListeParagraf"/>
+        <w:spacing w:after="80"/>
+        <w:ind w:left="709" w:right="0"/>
+        <w:jc w:val="both"/>
+      </w:pPr>
     </w:p>
     <w:p>
       <w:pPr>
@@ -594,6 +814,22 @@
         <w:ind w:left="709" w:right="0"/>
         <w:jc w:val="both"/>
       </w:pPr>
+      <w:r>
+        <w:rPr>
+          <w:rFonts w:ascii="Calibri" w:hAnsi="Calibri" w:cs="Arial"/>
+          <w:sz w:val="24"/>
+          <w:szCs w:val="24"/>
+        </w:rPr>
+        <w:t xml:space="preserve">2.4. Legally required and customer-required training (OHS, fire, first aid, chemical handling, social compliance) takes first priority in the plan. For external training the competence of the provider and the validity of the certificate are checked.</w:t>
+      </w:r>
+    </w:p>
+    <w:p>
+      <w:pPr>
+        <w:pStyle w:val="ListeParagraf"/>
+        <w:spacing w:after="80"/>
+        <w:ind w:left="709" w:right="0"/>
+        <w:jc w:val="both"/>
+      </w:pPr>
     </w:p>
     <w:p>
       <w:pPr>
@@ -674,6 +910,54 @@
           <w:szCs w:val="24"/>
         </w:rPr>
         <w:t xml:space="preserve">3.4. Certificates obtained from external training are copied to the employee’s personal file.</w:t>
+      </w:r>
+    </w:p>
+    <w:p>
+      <w:pPr>
+        <w:pStyle w:val="ListeParagraf"/>
+        <w:spacing w:after="80"/>
+        <w:ind w:left="709" w:right="0"/>
+        <w:jc w:val="both"/>
+      </w:pPr>
+      <w:r>
+        <w:rPr>
+          <w:rFonts w:ascii="Calibri" w:hAnsi="Calibri" w:cs="Arial"/>
+          <w:sz w:val="24"/>
+          <w:szCs w:val="24"/>
+        </w:rPr>
+        <w:t xml:space="preserve">3.5. New employees receive orientation before starting work; on-the-job training follows the stages of showing, doing together and doing independently, with a competent coach. The relevant instruction is read and signed by the employee.</w:t>
+      </w:r>
+    </w:p>
+    <w:p>
+      <w:pPr>
+        <w:pStyle w:val="ListeParagraf"/>
+        <w:spacing w:after="80"/>
+        <w:ind w:left="709" w:right="0"/>
+        <w:jc w:val="both"/>
+      </w:pPr>
+      <w:r>
+        <w:rPr>
+          <w:rFonts w:ascii="Calibri" w:hAnsi="Calibri" w:cs="Arial"/>
+          <w:sz w:val="24"/>
+          <w:szCs w:val="24"/>
+        </w:rPr>
+        <w:t xml:space="preserve">3.6. Employees are not assigned to critical tasks (for example metal detector control, quality inspection, chemical handling, machine operation, forklift driving) until their competence is proved and the department manager approves independent work.</w:t>
+      </w:r>
+    </w:p>
+    <w:p>
+      <w:pPr>
+        <w:pStyle w:val="ListeParagraf"/>
+        <w:spacing w:after="80"/>
+        <w:ind w:left="709" w:right="0"/>
+        <w:jc w:val="both"/>
+      </w:pPr>
+      <w:r>
+        <w:rPr>
+          <w:rFonts w:ascii="Calibri" w:hAnsi="Calibri" w:cs="Arial"/>
+          <w:sz w:val="24"/>
+          <w:szCs w:val="24"/>
+        </w:rPr>
+        <w:t xml:space="preserve">3.7. Expiry dates of certificates (first aid, forklift, fire team and similar) are tracked on a validity calendar and renewal is planned in advance.</w:t>
       </w:r>
     </w:p>
     <w:p>
@@ -797,6 +1081,22 @@
         <w:ind w:left="709" w:right="0"/>
         <w:jc w:val="both"/>
       </w:pPr>
+      <w:r>
+        <w:rPr>
+          <w:rFonts w:ascii="Calibri" w:hAnsi="Calibri" w:cs="Arial"/>
+          <w:sz w:val="24"/>
+          <w:szCs w:val="24"/>
+        </w:rPr>
+        <w:t xml:space="preserve">4.3. The evaluation considers the four levels of reaction, learning, behaviour and results, depending on the importance of the training.</w:t>
+      </w:r>
+    </w:p>
+    <w:p>
+      <w:pPr>
+        <w:pStyle w:val="ListeParagraf"/>
+        <w:spacing w:after="80"/>
+        <w:ind w:left="709" w:right="0"/>
+        <w:jc w:val="both"/>
+      </w:pPr>
     </w:p>
     <w:p>
       <w:pPr>
@@ -895,6 +1195,22 @@
         <w:ind w:left="709" w:right="0"/>
         <w:jc w:val="both"/>
       </w:pPr>
+      <w:r>
+        <w:rPr>
+          <w:rFonts w:ascii="Calibri" w:hAnsi="Calibri" w:cs="Arial"/>
+          <w:sz w:val="24"/>
+          <w:szCs w:val="24"/>
+        </w:rPr>
+        <w:t xml:space="preserve">5.2. Targets are defined in the company policy and customer specifications; examples are plan completion of at least 90%, effectiveness success of at least 80% and at least 16 training hours per employee per year.</w:t>
+      </w:r>
+    </w:p>
+    <w:p>
+      <w:pPr>
+        <w:pStyle w:val="ListeParagraf"/>
+        <w:spacing w:after="80"/>
+        <w:ind w:left="709" w:right="0"/>
+        <w:jc w:val="both"/>
+      </w:pPr>
     </w:p>
     <w:p>
       <w:pPr>
@@ -910,7 +1226,137 @@
           <w:sz w:val="24"/>
           <w:szCs w:val="24"/>
         </w:rPr>
-        <w:t xml:space="preserve">6. RELATED DOCUMENTS AND RECORDS</w:t>
+        <w:t xml:space="preserve">6. NONCONFORMITIES AND CORRECTIVE ACTION</w:t>
+      </w:r>
+    </w:p>
+    <w:p>
+      <w:pPr>
+        <w:pStyle w:val="ListeParagraf"/>
+        <w:spacing w:after="80"/>
+        <w:ind w:left="709" w:right="0"/>
+        <w:jc w:val="both"/>
+      </w:pPr>
+      <w:r>
+        <w:rPr>
+          <w:rFonts w:ascii="Calibri" w:hAnsi="Calibri" w:cs="Arial"/>
+          <w:sz w:val="24"/>
+          <w:szCs w:val="24"/>
+        </w:rPr>
+        <w:t xml:space="preserve">6.1. A corrective action (CAPA) is opened when a nonconformity is caused by lack of training, when a person without proven competence is found in a critical task, when the plan completion is below target or when an audit finding relates to training.</w:t>
+      </w:r>
+    </w:p>
+    <w:p>
+      <w:pPr>
+        <w:pStyle w:val="ListeParagraf"/>
+        <w:spacing w:after="80"/>
+        <w:ind w:left="709" w:right="0"/>
+        <w:jc w:val="both"/>
+      </w:pPr>
+      <w:r>
+        <w:rPr>
+          <w:rFonts w:ascii="Calibri" w:hAnsi="Calibri" w:cs="Arial"/>
+          <w:sz w:val="24"/>
+          <w:szCs w:val="24"/>
+        </w:rPr>
+        <w:t xml:space="preserve">6.2. Immediately, the person is removed from the critical task and directed to training; products made incorrectly are separated and checked.</w:t>
+      </w:r>
+    </w:p>
+    <w:p>
+      <w:pPr>
+        <w:pStyle w:val="ListeParagraf"/>
+        <w:spacing w:after="80"/>
+        <w:ind w:left="709" w:right="0"/>
+        <w:jc w:val="both"/>
+      </w:pPr>
+      <w:r>
+        <w:rPr>
+          <w:rFonts w:ascii="Calibri" w:hAnsi="Calibri" w:cs="Arial"/>
+          <w:sz w:val="24"/>
+          <w:szCs w:val="24"/>
+        </w:rPr>
+        <w:t xml:space="preserve">6.3. The training need and skills matrix are reviewed, the missing training is planned, the effectiveness measure is defined and extension to employees in similar tasks is evaluated.</w:t>
+      </w:r>
+    </w:p>
+    <w:p>
+      <w:pPr>
+        <w:pStyle w:val="ListeParagraf"/>
+        <w:spacing w:after="80"/>
+        <w:ind w:left="709" w:right="0"/>
+        <w:jc w:val="both"/>
+      </w:pPr>
+      <w:r>
+        <w:rPr>
+          <w:rFonts w:ascii="Calibri" w:hAnsi="Calibri" w:cs="Arial"/>
+          <w:sz w:val="24"/>
+          <w:szCs w:val="24"/>
+        </w:rPr>
+        <w:t xml:space="preserve">6.4. The corrective action is closed only after the training is completed and its effectiveness is proved.</w:t>
+      </w:r>
+    </w:p>
+    <w:p>
+      <w:pPr>
+        <w:pStyle w:val="ListeParagraf"/>
+        <w:spacing w:after="80"/>
+        <w:ind w:left="709" w:right="0"/>
+        <w:jc w:val="both"/>
+      </w:pPr>
+    </w:p>
+    <w:p>
+      <w:pPr>
+        <w:pStyle w:val="ListeParagraf"/>
+        <w:spacing w:before="120" w:after="60"/>
+        <w:ind w:left="709" w:right="0"/>
+      </w:pPr>
+      <w:r>
+        <w:rPr>
+          <w:rFonts w:ascii="Calibri" w:hAnsi="Calibri" w:cs="Arial"/>
+          <w:b/>
+          <w:bCs/>
+          <w:sz w:val="24"/>
+          <w:szCs w:val="24"/>
+        </w:rPr>
+        <w:t xml:space="preserve">7. RECORD KEEPING</w:t>
+      </w:r>
+    </w:p>
+    <w:p>
+      <w:pPr>
+        <w:pStyle w:val="ListeParagraf"/>
+        <w:spacing w:after="80"/>
+        <w:ind w:left="709" w:right="0"/>
+        <w:jc w:val="both"/>
+      </w:pPr>
+      <w:r>
+        <w:rPr>
+          <w:rFonts w:ascii="Calibri" w:hAnsi="Calibri" w:cs="Arial"/>
+          <w:sz w:val="24"/>
+          <w:szCs w:val="24"/>
+        </w:rPr>
+        <w:t xml:space="preserve">7.1. Training attendance forms are kept for five years; the training plan, effectiveness reports and the skills matrix are kept for three years after their validity; certificates are kept in the personal file.</w:t>
+      </w:r>
+    </w:p>
+    <w:p>
+      <w:pPr>
+        <w:pStyle w:val="ListeParagraf"/>
+        <w:spacing w:after="80"/>
+        <w:ind w:left="709" w:right="0"/>
+        <w:jc w:val="both"/>
+      </w:pPr>
+    </w:p>
+    <w:p>
+      <w:pPr>
+        <w:pStyle w:val="ListeParagraf"/>
+        <w:spacing w:before="120" w:after="60"/>
+        <w:ind w:left="709" w:right="0"/>
+      </w:pPr>
+      <w:r>
+        <w:rPr>
+          <w:rFonts w:ascii="Calibri" w:hAnsi="Calibri" w:cs="Arial"/>
+          <w:b/>
+          <w:bCs/>
+          <w:sz w:val="24"/>
+          <w:szCs w:val="24"/>
+        </w:rPr>
+        <w:t xml:space="preserve">8. RELATED DOCUMENTS AND RECORDS</w:t>
       </w:r>
     </w:p>
     <w:p>
@@ -929,7 +1375,7 @@
           <w:sz w:val="24"/>
           <w:szCs w:val="24"/>
         </w:rPr>
-        <w:t xml:space="preserve">Annual Training Plan and Training Needs Analysis</w:t>
+        <w:t xml:space="preserve">Annual Training Plan and Training Needs Analysis (PRS-EGT-01)</w:t>
       </w:r>
     </w:p>
     <w:p>
@@ -948,7 +1394,7 @@
           <w:sz w:val="24"/>
           <w:szCs w:val="24"/>
         </w:rPr>
-        <w:t xml:space="preserve">Skills Matrix and Job Descriptions</w:t>
+        <w:t xml:space="preserve">Skills Matrix (FRM-EGT-01) and Job Descriptions; skills matrix preparation instruction (TLM-EGT-01)</w:t>
       </w:r>
     </w:p>
     <w:p>
@@ -967,7 +1413,7 @@
           <w:sz w:val="24"/>
           <w:szCs w:val="24"/>
         </w:rPr>
-        <w:t xml:space="preserve">Training Attendance Forms, Tests and Training Effectiveness Evaluation Forms</w:t>
+        <w:t xml:space="preserve">Training Attendance Forms (FRM-EGT-02), Tests and Training Effectiveness Evaluation Forms; on-the-job training and instruction read-record instruction (TLM-EGT-02)</w:t>
       </w:r>
     </w:p>
     <w:p>
@@ -986,7 +1432,7 @@
           <w:sz w:val="24"/>
           <w:szCs w:val="24"/>
         </w:rPr>
-        <w:t xml:space="preserve">EMS OHS SP06 OHS Training Procedure</w:t>
+        <w:t xml:space="preserve">EMS.EG.POL.12.01. Training and Competence Policy</w:t>
       </w:r>
     </w:p>
     <w:p>
@@ -1011,556 +1457,20 @@
     <w:p>
       <w:pPr>
         <w:pStyle w:val="ListeParagraf"/>
-        <w:spacing w:after="80"/>
-        <w:ind w:left="709" w:right="0"/>
-        <w:jc w:val="both"/>
-      </w:pPr>
-    </w:p>
-    <w:p>
-      <w:pPr>
-        <w:pStyle w:val="ListeParagraf"/>
-        <w:spacing w:before="120" w:after="60"/>
-        <w:ind w:left="709" w:right="0"/>
-      </w:pPr>
-      <w:r>
-        <w:rPr>
-          <w:rFonts w:ascii="Calibri" w:hAnsi="Calibri" w:cs="Arial"/>
-          <w:b/>
-          <w:bCs/>
-          <w:sz w:val="24"/>
-          <w:szCs w:val="24"/>
-        </w:rPr>
-        <w:t xml:space="preserve">7. FEEDBACK AND MONITORING</w:t>
-      </w:r>
-    </w:p>
-    <w:p>
-      <w:pPr>
-        <w:pStyle w:val="ListeParagraf"/>
-        <w:spacing w:after="80"/>
-        <w:ind w:left="709" w:right="0"/>
-        <w:jc w:val="both"/>
-      </w:pPr>
-      <w:r>
-        <w:rPr>
-          <w:rFonts w:ascii="Calibri" w:hAnsi="Calibri" w:cs="Arial"/>
-          <w:sz w:val="24"/>
-          <w:szCs w:val="24"/>
-        </w:rPr>
-        <w:t xml:space="preserve">Participant feedback forms and department evaluations are reviewed after each training. This procedure is reviewed every year by the HR Manager and revised when necessary.</w:t>
-      </w:r>
-    </w:p>
-    <w:p>
-      <w:r>
-        <w:br w:type="page"/>
-      </w:r>
-    </w:p>
-    <w:p>
-      <w:pPr>
-        <w:pStyle w:val="ListeParagraf"/>
-        <w:bidi/>
-        <w:spacing w:before="120" w:after="60"/>
-        <w:ind w:left="0" w:right="709"/>
-      </w:pPr>
-      <w:r>
-        <w:rPr>
-          <w:rFonts w:ascii="Calibri" w:hAnsi="Calibri" w:cs="Arial"/>
-          <w:b/>
-          <w:bCs/>
-          <w:rtl/>
-          <w:sz w:val="24"/>
-          <w:szCs w:val="24"/>
-        </w:rPr>
-        <w:t xml:space="preserve">الغرض</w:t>
-      </w:r>
-    </w:p>
-    <w:p>
-      <w:pPr>
-        <w:pStyle w:val="ListeParagraf"/>
-        <w:bidi/>
-        <w:spacing w:after="80"/>
-        <w:ind w:left="0" w:right="709"/>
-        <w:jc w:val="both"/>
-      </w:pPr>
-      <w:r>
-        <w:rPr>
-          <w:rFonts w:ascii="Calibri" w:hAnsi="Calibri" w:cs="Arial"/>
-          <w:rtl/>
-          <w:sz w:val="24"/>
-          <w:szCs w:val="24"/>
-        </w:rPr>
-        <w:t xml:space="preserve">يحدد هذا الإجراء كيفية تحديد الاحتياجات التدريبية وتخطيط التدريب وتنفيذه وتسجيله وتقييم فعاليته في شركة إيروغلو للتريكو (EMS)، بحيث يكون جميع الموظفين أكفاء لأداء أعمالهم.</w:t>
-      </w:r>
-    </w:p>
-    <w:p>
-      <w:pPr>
-        <w:pStyle w:val="ListeParagraf"/>
-        <w:bidi/>
-        <w:spacing w:after="80"/>
-        <w:ind w:left="0" w:right="709"/>
-        <w:jc w:val="both"/>
-      </w:pPr>
-    </w:p>
-    <w:p>
-      <w:pPr>
-        <w:pStyle w:val="ListeParagraf"/>
-        <w:bidi/>
-        <w:spacing w:before="120" w:after="60"/>
-        <w:ind w:left="0" w:right="709"/>
-      </w:pPr>
-      <w:r>
-        <w:rPr>
-          <w:rFonts w:ascii="Calibri" w:hAnsi="Calibri" w:cs="Arial"/>
-          <w:b/>
-          <w:bCs/>
-          <w:rtl/>
-          <w:sz w:val="24"/>
-          <w:szCs w:val="24"/>
-        </w:rPr>
-        <w:t xml:space="preserve">النطاق</w:t>
-      </w:r>
-    </w:p>
-    <w:p>
-      <w:pPr>
-        <w:pStyle w:val="ListeParagraf"/>
-        <w:bidi/>
-        <w:spacing w:after="80"/>
-        <w:ind w:left="0" w:right="709"/>
-        <w:jc w:val="both"/>
-      </w:pPr>
-      <w:r>
-        <w:rPr>
-          <w:rFonts w:ascii="Calibri" w:hAnsi="Calibri" w:cs="Arial"/>
-          <w:rtl/>
-          <w:sz w:val="24"/>
-          <w:szCs w:val="24"/>
-        </w:rPr>
-        <w:t xml:space="preserve">يشمل هذا الإجراء جميع التدريبات الداخلية والخارجية المقدمة لموظفي EMS، بما في ذلك التدريب الفني وتدريب السلامة والصحة المهنية والبيئة والمواد الكيميائية والجودة وسلامة المنتج والامتثال الاجتماعي. أما التدريب التعريفي للموظفين الجدد فيغطيه الإجراء EMS.EG.PRO.12.02.</w:t>
-      </w:r>
-    </w:p>
-    <w:p>
-      <w:pPr>
-        <w:pStyle w:val="ListeParagraf"/>
-        <w:bidi/>
-        <w:spacing w:after="80"/>
-        <w:ind w:left="0" w:right="709"/>
-        <w:jc w:val="both"/>
-      </w:pPr>
-    </w:p>
-    <w:p>
-      <w:pPr>
-        <w:pStyle w:val="ListeParagraf"/>
-        <w:bidi/>
-        <w:spacing w:before="120" w:after="60"/>
-        <w:ind w:left="0" w:right="709"/>
-      </w:pPr>
-      <w:r>
-        <w:rPr>
-          <w:rFonts w:ascii="Calibri" w:hAnsi="Calibri" w:cs="Arial"/>
-          <w:b/>
-          <w:bCs/>
-          <w:rtl/>
-          <w:sz w:val="24"/>
-          <w:szCs w:val="24"/>
-        </w:rPr>
-        <w:t xml:space="preserve">المسؤوليات</w:t>
-      </w:r>
-    </w:p>
-    <w:p>
-      <w:pPr>
-        <w:pStyle w:val="ListeParagraf"/>
-        <w:bidi/>
-        <w:spacing w:after="80"/>
-        <w:ind w:left="0" w:right="709"/>
-        <w:jc w:val="both"/>
-      </w:pPr>
-      <w:r>
-        <w:rPr>
-          <w:rFonts w:ascii="Calibri" w:hAnsi="Calibri" w:cs="Arial"/>
-          <w:rtl/>
-          <w:sz w:val="24"/>
-          <w:szCs w:val="24"/>
-        </w:rPr>
-        <w:t xml:space="preserve">• </w:t>
-      </w:r>
-      <w:r>
-        <w:rPr>
-          <w:rFonts w:ascii="Calibri" w:hAnsi="Calibri" w:cs="Arial"/>
-          <w:b/>
-          <w:bCs/>
-          <w:rtl/>
-          <w:sz w:val="24"/>
-          <w:szCs w:val="24"/>
-        </w:rPr>
-        <w:t xml:space="preserve">مدير الموارد البشرية:</w:t>
-      </w:r>
-      <w:r>
-        <w:rPr>
-          <w:rFonts w:ascii="Calibri" w:hAnsi="Calibri" w:cs="Arial"/>
-          <w:rtl/>
-          <w:sz w:val="24"/>
-          <w:szCs w:val="24"/>
-        </w:rPr>
-        <w:t xml:space="preserve"> يجمع الاحتياجات التدريبية ويعد خطة التدريب السنوية وينظم الجلسات التدريبية ويحفظ سجلات التدريب.</w:t>
-      </w:r>
-    </w:p>
-    <w:p>
-      <w:pPr>
-        <w:pStyle w:val="ListeParagraf"/>
-        <w:bidi/>
-        <w:spacing w:after="80"/>
-        <w:ind w:left="0" w:right="709"/>
-        <w:jc w:val="both"/>
-      </w:pPr>
-      <w:r>
-        <w:rPr>
-          <w:rFonts w:ascii="Calibri" w:hAnsi="Calibri" w:cs="Arial"/>
-          <w:rtl/>
-          <w:sz w:val="24"/>
-          <w:szCs w:val="24"/>
-        </w:rPr>
-        <w:t xml:space="preserve">• </w:t>
-      </w:r>
-      <w:r>
-        <w:rPr>
-          <w:rFonts w:ascii="Calibri" w:hAnsi="Calibri" w:cs="Arial"/>
-          <w:b/>
-          <w:bCs/>
-          <w:rtl/>
-          <w:sz w:val="24"/>
-          <w:szCs w:val="24"/>
-        </w:rPr>
-        <w:t xml:space="preserve">مديرو الأقسام:</w:t>
-      </w:r>
-      <w:r>
-        <w:rPr>
-          <w:rFonts w:ascii="Calibri" w:hAnsi="Calibri" w:cs="Arial"/>
-          <w:rtl/>
-          <w:sz w:val="24"/>
-          <w:szCs w:val="24"/>
-        </w:rPr>
-        <w:t xml:space="preserve"> يحدّثون مصفوفة المهارات لأقسامهم ويرشحون المشاركين ويقيّمون فعالية التدريب.</w:t>
-      </w:r>
-    </w:p>
-    <w:p>
-      <w:pPr>
-        <w:pStyle w:val="ListeParagraf"/>
-        <w:bidi/>
-        <w:spacing w:after="80"/>
-        <w:ind w:left="0" w:right="709"/>
-        <w:jc w:val="both"/>
-      </w:pPr>
-      <w:r>
-        <w:rPr>
-          <w:rFonts w:ascii="Calibri" w:hAnsi="Calibri" w:cs="Arial"/>
-          <w:rtl/>
-          <w:sz w:val="24"/>
-          <w:szCs w:val="24"/>
-        </w:rPr>
-        <w:t xml:space="preserve">• </w:t>
-      </w:r>
-      <w:r>
-        <w:rPr>
-          <w:rFonts w:ascii="Calibri" w:hAnsi="Calibri" w:cs="Arial"/>
-          <w:b/>
-          <w:bCs/>
-          <w:rtl/>
-          <w:sz w:val="24"/>
-          <w:szCs w:val="24"/>
-        </w:rPr>
-        <w:t xml:space="preserve">المدربون (الداخليون أو الخارجيون):</w:t>
-      </w:r>
-      <w:r>
-        <w:rPr>
-          <w:rFonts w:ascii="Calibri" w:hAnsi="Calibri" w:cs="Arial"/>
-          <w:rtl/>
-          <w:sz w:val="24"/>
-          <w:szCs w:val="24"/>
-        </w:rPr>
-        <w:t xml:space="preserve"> يعدون محتوى التدريب ويقدمونه ويطبقون الاختبارات.</w:t>
-      </w:r>
-    </w:p>
-    <w:p>
-      <w:pPr>
-        <w:pStyle w:val="ListeParagraf"/>
-        <w:bidi/>
-        <w:spacing w:after="80"/>
-        <w:ind w:left="0" w:right="709"/>
-        <w:jc w:val="both"/>
-      </w:pPr>
-      <w:r>
-        <w:rPr>
-          <w:rFonts w:ascii="Calibri" w:hAnsi="Calibri" w:cs="Arial"/>
-          <w:rtl/>
-          <w:sz w:val="24"/>
-          <w:szCs w:val="24"/>
-        </w:rPr>
-        <w:t xml:space="preserve">• </w:t>
-      </w:r>
-      <w:r>
-        <w:rPr>
-          <w:rFonts w:ascii="Calibri" w:hAnsi="Calibri" w:cs="Arial"/>
-          <w:b/>
-          <w:bCs/>
-          <w:rtl/>
-          <w:sz w:val="24"/>
-          <w:szCs w:val="24"/>
-        </w:rPr>
-        <w:t xml:space="preserve">أخصائي السلامة والصحة المهنية ومديرا البيئة والجودة:</w:t>
-      </w:r>
-      <w:r>
-        <w:rPr>
-          <w:rFonts w:ascii="Calibri" w:hAnsi="Calibri" w:cs="Arial"/>
-          <w:rtl/>
-          <w:sz w:val="24"/>
-          <w:szCs w:val="24"/>
-        </w:rPr>
-        <w:t xml:space="preserve"> يحددون التدريبات الإلزامية في مجالاتهم ويقدمون المحتوى أو يعتمدونه.</w:t>
-      </w:r>
-    </w:p>
-    <w:p>
-      <w:pPr>
-        <w:pStyle w:val="ListeParagraf"/>
-        <w:bidi/>
-        <w:spacing w:after="80"/>
-        <w:ind w:left="0" w:right="709"/>
-        <w:jc w:val="both"/>
-      </w:pPr>
-    </w:p>
-    <w:p>
-      <w:pPr>
-        <w:pStyle w:val="ListeParagraf"/>
-        <w:bidi/>
-        <w:spacing w:before="120" w:after="60"/>
-        <w:ind w:left="0" w:right="709"/>
-      </w:pPr>
-      <w:r>
-        <w:rPr>
-          <w:rFonts w:ascii="Calibri" w:hAnsi="Calibri" w:cs="Arial"/>
-          <w:b/>
-          <w:bCs/>
-          <w:rtl/>
-          <w:sz w:val="24"/>
-          <w:szCs w:val="24"/>
-        </w:rPr>
-        <w:t xml:space="preserve">التعريفات</w:t>
-      </w:r>
-    </w:p>
-    <w:p>
-      <w:pPr>
-        <w:pStyle w:val="ListeParagraf"/>
-        <w:bidi/>
-        <w:spacing w:after="80"/>
-        <w:ind w:left="0" w:right="709"/>
-        <w:jc w:val="both"/>
-      </w:pPr>
-      <w:r>
-        <w:rPr>
-          <w:rFonts w:ascii="Calibri" w:hAnsi="Calibri" w:cs="Arial"/>
-          <w:rtl/>
-          <w:sz w:val="24"/>
-          <w:szCs w:val="24"/>
-        </w:rPr>
-        <w:t xml:space="preserve">• </w:t>
-      </w:r>
-      <w:r>
-        <w:rPr>
-          <w:rFonts w:ascii="Calibri" w:hAnsi="Calibri" w:cs="Arial"/>
-          <w:b/>
-          <w:bCs/>
-          <w:rtl/>
-          <w:sz w:val="24"/>
-          <w:szCs w:val="24"/>
-        </w:rPr>
-        <w:t xml:space="preserve">تحليل الاحتياجات التدريبية:</w:t>
-      </w:r>
-      <w:r>
-        <w:rPr>
-          <w:rFonts w:ascii="Calibri" w:hAnsi="Calibri" w:cs="Arial"/>
-          <w:rtl/>
-          <w:sz w:val="24"/>
-          <w:szCs w:val="24"/>
-        </w:rPr>
-        <w:t xml:space="preserve"> المقارنة بين الكفاءة المطلوبة للوظيفة والكفاءة الفعلية للموظف.</w:t>
-      </w:r>
-    </w:p>
-    <w:p>
-      <w:pPr>
-        <w:pStyle w:val="ListeParagraf"/>
-        <w:bidi/>
-        <w:spacing w:after="80"/>
-        <w:ind w:left="0" w:right="709"/>
-        <w:jc w:val="both"/>
-      </w:pPr>
-      <w:r>
-        <w:rPr>
-          <w:rFonts w:ascii="Calibri" w:hAnsi="Calibri" w:cs="Arial"/>
-          <w:rtl/>
-          <w:sz w:val="24"/>
-          <w:szCs w:val="24"/>
-        </w:rPr>
-        <w:t xml:space="preserve">• </w:t>
-      </w:r>
-      <w:r>
-        <w:rPr>
-          <w:rFonts w:ascii="Calibri" w:hAnsi="Calibri" w:cs="Arial"/>
-          <w:b/>
-          <w:bCs/>
-          <w:rtl/>
-          <w:sz w:val="24"/>
-          <w:szCs w:val="24"/>
-        </w:rPr>
-        <w:t xml:space="preserve">مصفوفة المهارات:</w:t>
-      </w:r>
-      <w:r>
-        <w:rPr>
-          <w:rFonts w:ascii="Calibri" w:hAnsi="Calibri" w:cs="Arial"/>
-          <w:rtl/>
-          <w:sz w:val="24"/>
-          <w:szCs w:val="24"/>
-        </w:rPr>
-        <w:t xml:space="preserve"> جدول يوضح المهارات المطلوبة في كل قسم ومستوى مهارة كل موظف.</w:t>
-      </w:r>
-    </w:p>
-    <w:p>
-      <w:pPr>
-        <w:pStyle w:val="ListeParagraf"/>
-        <w:bidi/>
-        <w:spacing w:after="80"/>
-        <w:ind w:left="0" w:right="709"/>
-        <w:jc w:val="both"/>
-      </w:pPr>
-      <w:r>
-        <w:rPr>
-          <w:rFonts w:ascii="Calibri" w:hAnsi="Calibri" w:cs="Arial"/>
-          <w:rtl/>
-          <w:sz w:val="24"/>
-          <w:szCs w:val="24"/>
-        </w:rPr>
-        <w:t xml:space="preserve">• </w:t>
-      </w:r>
-      <w:r>
-        <w:rPr>
-          <w:rFonts w:ascii="Calibri" w:hAnsi="Calibri" w:cs="Arial"/>
-          <w:b/>
-          <w:bCs/>
-          <w:rtl/>
-          <w:sz w:val="24"/>
-          <w:szCs w:val="24"/>
-        </w:rPr>
-        <w:t xml:space="preserve">التدريب الإلزامي:</w:t>
-      </w:r>
-      <w:r>
-        <w:rPr>
-          <w:rFonts w:ascii="Calibri" w:hAnsi="Calibri" w:cs="Arial"/>
-          <w:rtl/>
-          <w:sz w:val="24"/>
-          <w:szCs w:val="24"/>
-        </w:rPr>
-        <w:t xml:space="preserve"> التدريب الذي يتطلبه القانون أو العملاء أو تقييمات المخاطر (مثل السلامة من الحريق والإسعافات الأولية والتعامل مع المواد الكيميائية).</w:t>
-      </w:r>
-    </w:p>
-    <w:p>
-      <w:pPr>
-        <w:pStyle w:val="ListeParagraf"/>
-        <w:bidi/>
-        <w:spacing w:after="80"/>
-        <w:ind w:left="0" w:right="709"/>
-        <w:jc w:val="both"/>
-      </w:pPr>
-    </w:p>
-    <w:p>
-      <w:pPr>
-        <w:pStyle w:val="ListeParagraf"/>
-        <w:bidi/>
-        <w:spacing w:before="120" w:after="60"/>
-        <w:ind w:left="0" w:right="709"/>
-      </w:pPr>
-      <w:r>
-        <w:rPr>
-          <w:rFonts w:ascii="Calibri" w:hAnsi="Calibri" w:cs="Arial"/>
-          <w:b/>
-          <w:bCs/>
-          <w:rtl/>
-          <w:sz w:val="24"/>
-          <w:szCs w:val="24"/>
-        </w:rPr>
-        <w:t xml:space="preserve">العمليات الرئيسية والفرعية</w:t>
-      </w:r>
-    </w:p>
-    <w:p>
-      <w:pPr>
-        <w:pStyle w:val="ListeParagraf"/>
-        <w:bidi/>
-        <w:spacing w:before="120" w:after="60"/>
-        <w:ind w:left="0" w:right="709"/>
-      </w:pPr>
-      <w:r>
-        <w:rPr>
-          <w:rFonts w:ascii="Calibri" w:hAnsi="Calibri" w:cs="Arial"/>
-          <w:b/>
-          <w:bCs/>
-          <w:rtl/>
-          <w:sz w:val="24"/>
-          <w:szCs w:val="24"/>
-        </w:rPr>
-        <w:t xml:space="preserve">1. تحديد الاحتياجات التدريبية</w:t>
-      </w:r>
-    </w:p>
-    <w:p>
-      <w:pPr>
-        <w:pStyle w:val="ListeParagraf"/>
-        <w:bidi/>
-        <w:spacing w:after="80"/>
-        <w:ind w:left="0" w:right="709"/>
-        <w:jc w:val="both"/>
-      </w:pPr>
-      <w:r>
-        <w:rPr>
-          <w:rFonts w:ascii="Calibri" w:hAnsi="Calibri" w:cs="Arial"/>
-          <w:rtl/>
-          <w:sz w:val="24"/>
-          <w:szCs w:val="24"/>
-        </w:rPr>
-        <w:t xml:space="preserve">1.1. في شهر ديسمبر من كل عام يطلب مدير الموارد البشرية من جميع الأقسام احتياجاتها التدريبية للعام التالي.</w:t>
-      </w:r>
-    </w:p>
-    <w:p>
-      <w:pPr>
-        <w:pStyle w:val="ListeParagraf"/>
-        <w:bidi/>
-        <w:spacing w:after="80"/>
-        <w:ind w:left="0" w:right="709"/>
-        <w:jc w:val="both"/>
-      </w:pPr>
-      <w:r>
-        <w:rPr>
-          <w:rFonts w:ascii="Calibri" w:hAnsi="Calibri" w:cs="Arial"/>
-          <w:rtl/>
-          <w:sz w:val="24"/>
-          <w:szCs w:val="24"/>
-        </w:rPr>
-        <w:t xml:space="preserve">1.2. تُحدد الاحتياجات التدريبية من المصادر التالية:</w:t>
-      </w:r>
-    </w:p>
-    <w:p>
-      <w:pPr>
-        <w:pStyle w:val="ListeParagraf"/>
         <w:numPr>
           <w:ilvl w:val="0"/>
           <w:numId w:val="1"/>
         </w:numPr>
-        <w:bidi/>
         <w:spacing w:after="60"/>
         <w:jc w:val="both"/>
       </w:pPr>
       <w:r>
         <w:rPr>
           <w:rFonts w:ascii="Calibri" w:hAnsi="Calibri" w:cs="Arial"/>
-          <w:rtl/>
-          <w:sz w:val="24"/>
-          <w:szCs w:val="24"/>
-        </w:rPr>
-        <w:t xml:space="preserve">الأوصاف الوظيفية ومصفوفة المهارات،</w:t>
+          <w:sz w:val="24"/>
+          <w:szCs w:val="24"/>
+        </w:rPr>
+        <w:t xml:space="preserve">EMS.EG.TL.12.01. Skill Matrix and Multi-Skilling Instruction</w:t>
       </w:r>
     </w:p>
     <w:p>
@@ -1570,18 +1480,16 @@
           <w:ilvl w:val="0"/>
           <w:numId w:val="1"/>
         </w:numPr>
-        <w:bidi/>
         <w:spacing w:after="60"/>
         <w:jc w:val="both"/>
       </w:pPr>
       <w:r>
         <w:rPr>
           <w:rFonts w:ascii="Calibri" w:hAnsi="Calibri" w:cs="Arial"/>
-          <w:rtl/>
-          <w:sz w:val="24"/>
-          <w:szCs w:val="24"/>
-        </w:rPr>
-        <w:t xml:space="preserve">المتطلبات القانونية ومدونات سلوك العملاء ومتطلبات الشهادات،</w:t>
+          <w:sz w:val="24"/>
+          <w:szCs w:val="24"/>
+        </w:rPr>
+        <w:t xml:space="preserve">EMS.İS.PRO.18.13. Training, Awareness and Competency Procedure</w:t>
       </w:r>
     </w:p>
     <w:p>
@@ -1591,18 +1499,778 @@
           <w:ilvl w:val="0"/>
           <w:numId w:val="1"/>
         </w:numPr>
-        <w:bidi/>
         <w:spacing w:after="60"/>
         <w:jc w:val="both"/>
       </w:pPr>
       <w:r>
         <w:rPr>
           <w:rFonts w:ascii="Calibri" w:hAnsi="Calibri" w:cs="Arial"/>
-          <w:rtl/>
-          <w:sz w:val="24"/>
-          <w:szCs w:val="24"/>
-        </w:rPr>
-        <w:t xml:space="preserve">تقييمات مخاطر السلامة والصحة المهنية والبيئة والحوادث ونتائج التدقيق،</w:t>
+          <w:sz w:val="24"/>
+          <w:szCs w:val="24"/>
+        </w:rPr>
+        <w:t xml:space="preserve">EMS.KS.PRO.22.03. Corrective and Preventive Action (CAPA) for Quality Problems Procedure</w:t>
+      </w:r>
+    </w:p>
+    <w:p>
+      <w:pPr>
+        <w:pStyle w:val="ListeParagraf"/>
+        <w:spacing w:after="80"/>
+        <w:ind w:left="709" w:right="0"/>
+        <w:jc w:val="both"/>
+      </w:pPr>
+    </w:p>
+    <w:p>
+      <w:pPr>
+        <w:pStyle w:val="ListeParagraf"/>
+        <w:spacing w:before="120" w:after="60"/>
+        <w:ind w:left="709" w:right="0"/>
+      </w:pPr>
+      <w:r>
+        <w:rPr>
+          <w:rFonts w:ascii="Calibri" w:hAnsi="Calibri" w:cs="Arial"/>
+          <w:b/>
+          <w:bCs/>
+          <w:sz w:val="24"/>
+          <w:szCs w:val="24"/>
+        </w:rPr>
+        <w:t xml:space="preserve">9. FEEDBACK AND FOLLOW-UP</w:t>
+      </w:r>
+    </w:p>
+    <w:p>
+      <w:pPr>
+        <w:pStyle w:val="ListeParagraf"/>
+        <w:spacing w:after="80"/>
+        <w:ind w:left="709" w:right="0"/>
+        <w:jc w:val="both"/>
+      </w:pPr>
+      <w:r>
+        <w:rPr>
+          <w:rFonts w:ascii="Calibri" w:hAnsi="Calibri" w:cs="Arial"/>
+          <w:sz w:val="24"/>
+          <w:szCs w:val="24"/>
+        </w:rPr>
+        <w:t xml:space="preserve">Participant feedback forms and department evaluations are reviewed after each training. This procedure is reviewed every year by the HR Manager and revised when necessary. Training results are given as input to the management review.</w:t>
+      </w:r>
+    </w:p>
+    <w:p>
+      <w:r>
+        <w:br w:type="page"/>
+      </w:r>
+    </w:p>
+    <w:p>
+      <w:pPr>
+        <w:pStyle w:val="ListeParagraf"/>
+        <w:bidi/>
+        <w:spacing w:before="120" w:after="60"/>
+        <w:ind w:left="0" w:right="709"/>
+      </w:pPr>
+      <w:r>
+        <w:rPr>
+          <w:rFonts w:ascii="Calibri" w:hAnsi="Calibri" w:cs="Arial"/>
+          <w:b/>
+          <w:bCs/>
+          <w:rtl/>
+          <w:sz w:val="24"/>
+          <w:szCs w:val="24"/>
+        </w:rPr>
+        <w:t xml:space="preserve">الغرض</w:t>
+      </w:r>
+    </w:p>
+    <w:p>
+      <w:pPr>
+        <w:pStyle w:val="ListeParagraf"/>
+        <w:bidi/>
+        <w:spacing w:after="80"/>
+        <w:ind w:left="0" w:right="709"/>
+        <w:jc w:val="both"/>
+      </w:pPr>
+      <w:r>
+        <w:rPr>
+          <w:rFonts w:ascii="Calibri" w:hAnsi="Calibri" w:cs="Arial"/>
+          <w:rtl/>
+          <w:sz w:val="24"/>
+          <w:szCs w:val="24"/>
+        </w:rPr>
+        <w:t xml:space="preserve">يحدد هذا الإجراء كيفية تحديد الاحتياجات التدريبية وتخطيط التدريب وتنفيذه وتسجيله وتقييم فعاليته في شركة إيروغلو للتريكو (EMS)، بحيث يكون جميع الموظفين أكفاء لأداء أعمالهم وعلى دراية بالسياسات والأهداف والمخاطر التي تخصهم، وفقًا للبندين 7.2 و7.3 من ISO 9001:2015 وISO 45001:2018 وISO 10015.</w:t>
+      </w:r>
+    </w:p>
+    <w:p>
+      <w:pPr>
+        <w:pStyle w:val="ListeParagraf"/>
+        <w:bidi/>
+        <w:spacing w:after="80"/>
+        <w:ind w:left="0" w:right="709"/>
+        <w:jc w:val="both"/>
+      </w:pPr>
+    </w:p>
+    <w:p>
+      <w:pPr>
+        <w:pStyle w:val="ListeParagraf"/>
+        <w:bidi/>
+        <w:spacing w:before="120" w:after="60"/>
+        <w:ind w:left="0" w:right="709"/>
+      </w:pPr>
+      <w:r>
+        <w:rPr>
+          <w:rFonts w:ascii="Calibri" w:hAnsi="Calibri" w:cs="Arial"/>
+          <w:b/>
+          <w:bCs/>
+          <w:rtl/>
+          <w:sz w:val="24"/>
+          <w:szCs w:val="24"/>
+        </w:rPr>
+        <w:t xml:space="preserve">النطاق</w:t>
+      </w:r>
+    </w:p>
+    <w:p>
+      <w:pPr>
+        <w:pStyle w:val="ListeParagraf"/>
+        <w:bidi/>
+        <w:spacing w:after="80"/>
+        <w:ind w:left="0" w:right="709"/>
+        <w:jc w:val="both"/>
+      </w:pPr>
+      <w:r>
+        <w:rPr>
+          <w:rFonts w:ascii="Calibri" w:hAnsi="Calibri" w:cs="Arial"/>
+          <w:rtl/>
+          <w:sz w:val="24"/>
+          <w:szCs w:val="24"/>
+        </w:rPr>
+        <w:t xml:space="preserve">يشمل هذا الإجراء جميع التدريبات الداخلية والخارجية المقدمة لموظفي EMS، بما في ذلك العمال المؤقتون والمتدربون وموظفو المقاولين من الباطن العاملون في الموقع، ويغطي التدريب الفني وتدريب السلامة والصحة المهنية والبيئة والمواد الكيميائية والجودة وسلامة المنتج والامتثال الاجتماعي. أما التدريب التعريفي للموظفين الجدد فيغطيه الإجراء EMS.EG.PRO.12.02. وتُوصف مصفوفة المهارات والتعدد المهاري في التعليمات EMS.EG.TL.12.01.</w:t>
+      </w:r>
+    </w:p>
+    <w:p>
+      <w:pPr>
+        <w:pStyle w:val="ListeParagraf"/>
+        <w:bidi/>
+        <w:spacing w:after="80"/>
+        <w:ind w:left="0" w:right="709"/>
+        <w:jc w:val="both"/>
+      </w:pPr>
+    </w:p>
+    <w:p>
+      <w:pPr>
+        <w:pStyle w:val="ListeParagraf"/>
+        <w:bidi/>
+        <w:spacing w:before="120" w:after="60"/>
+        <w:ind w:left="0" w:right="709"/>
+      </w:pPr>
+      <w:r>
+        <w:rPr>
+          <w:rFonts w:ascii="Calibri" w:hAnsi="Calibri" w:cs="Arial"/>
+          <w:b/>
+          <w:bCs/>
+          <w:rtl/>
+          <w:sz w:val="24"/>
+          <w:szCs w:val="24"/>
+        </w:rPr>
+        <w:t xml:space="preserve">المسؤوليات</w:t>
+      </w:r>
+    </w:p>
+    <w:p>
+      <w:pPr>
+        <w:pStyle w:val="ListeParagraf"/>
+        <w:bidi/>
+        <w:spacing w:after="80"/>
+        <w:ind w:left="0" w:right="709"/>
+        <w:jc w:val="both"/>
+      </w:pPr>
+      <w:r>
+        <w:rPr>
+          <w:rFonts w:ascii="Calibri" w:hAnsi="Calibri" w:cs="Arial"/>
+          <w:rtl/>
+          <w:sz w:val="24"/>
+          <w:szCs w:val="24"/>
+        </w:rPr>
+        <w:t xml:space="preserve">• </w:t>
+      </w:r>
+      <w:r>
+        <w:rPr>
+          <w:rFonts w:ascii="Calibri" w:hAnsi="Calibri" w:cs="Arial"/>
+          <w:b/>
+          <w:bCs/>
+          <w:rtl/>
+          <w:sz w:val="24"/>
+          <w:szCs w:val="24"/>
+        </w:rPr>
+        <w:t xml:space="preserve">مدير الموارد البشرية:</w:t>
+      </w:r>
+      <w:r>
+        <w:rPr>
+          <w:rFonts w:ascii="Calibri" w:hAnsi="Calibri" w:cs="Arial"/>
+          <w:rtl/>
+          <w:sz w:val="24"/>
+          <w:szCs w:val="24"/>
+        </w:rPr>
+        <w:t xml:space="preserve"> يجمع الاحتياجات التدريبية ويعد خطة التدريب السنوية ومقترح الميزانية وينظم الجلسات التدريبية ويحفظ سجلات التدريب.</w:t>
+      </w:r>
+    </w:p>
+    <w:p>
+      <w:pPr>
+        <w:pStyle w:val="ListeParagraf"/>
+        <w:bidi/>
+        <w:spacing w:after="80"/>
+        <w:ind w:left="0" w:right="709"/>
+        <w:jc w:val="both"/>
+      </w:pPr>
+      <w:r>
+        <w:rPr>
+          <w:rFonts w:ascii="Calibri" w:hAnsi="Calibri" w:cs="Arial"/>
+          <w:rtl/>
+          <w:sz w:val="24"/>
+          <w:szCs w:val="24"/>
+        </w:rPr>
+        <w:t xml:space="preserve">• </w:t>
+      </w:r>
+      <w:r>
+        <w:rPr>
+          <w:rFonts w:ascii="Calibri" w:hAnsi="Calibri" w:cs="Arial"/>
+          <w:b/>
+          <w:bCs/>
+          <w:rtl/>
+          <w:sz w:val="24"/>
+          <w:szCs w:val="24"/>
+        </w:rPr>
+        <w:t xml:space="preserve">المدير العام:</w:t>
+      </w:r>
+      <w:r>
+        <w:rPr>
+          <w:rFonts w:ascii="Calibri" w:hAnsi="Calibri" w:cs="Arial"/>
+          <w:rtl/>
+          <w:sz w:val="24"/>
+          <w:szCs w:val="24"/>
+        </w:rPr>
+        <w:t xml:space="preserve"> يعتمد خطة التدريب السنوية وميزانية التدريب.</w:t>
+      </w:r>
+    </w:p>
+    <w:p>
+      <w:pPr>
+        <w:pStyle w:val="ListeParagraf"/>
+        <w:bidi/>
+        <w:spacing w:after="80"/>
+        <w:ind w:left="0" w:right="709"/>
+        <w:jc w:val="both"/>
+      </w:pPr>
+      <w:r>
+        <w:rPr>
+          <w:rFonts w:ascii="Calibri" w:hAnsi="Calibri" w:cs="Arial"/>
+          <w:rtl/>
+          <w:sz w:val="24"/>
+          <w:szCs w:val="24"/>
+        </w:rPr>
+        <w:t xml:space="preserve">• </w:t>
+      </w:r>
+      <w:r>
+        <w:rPr>
+          <w:rFonts w:ascii="Calibri" w:hAnsi="Calibri" w:cs="Arial"/>
+          <w:b/>
+          <w:bCs/>
+          <w:rtl/>
+          <w:sz w:val="24"/>
+          <w:szCs w:val="24"/>
+        </w:rPr>
+        <w:t xml:space="preserve">مديرو الأقسام:</w:t>
+      </w:r>
+      <w:r>
+        <w:rPr>
+          <w:rFonts w:ascii="Calibri" w:hAnsi="Calibri" w:cs="Arial"/>
+          <w:rtl/>
+          <w:sz w:val="24"/>
+          <w:szCs w:val="24"/>
+        </w:rPr>
+        <w:t xml:space="preserve"> يحدّثون مصفوفة المهارات لأقسامهم ويرشحون المشاركين ويقدمون التدريب أثناء العمل ويقيّمون فعالية التدريب.</w:t>
+      </w:r>
+    </w:p>
+    <w:p>
+      <w:pPr>
+        <w:pStyle w:val="ListeParagraf"/>
+        <w:bidi/>
+        <w:spacing w:after="80"/>
+        <w:ind w:left="0" w:right="709"/>
+        <w:jc w:val="both"/>
+      </w:pPr>
+      <w:r>
+        <w:rPr>
+          <w:rFonts w:ascii="Calibri" w:hAnsi="Calibri" w:cs="Arial"/>
+          <w:rtl/>
+          <w:sz w:val="24"/>
+          <w:szCs w:val="24"/>
+        </w:rPr>
+        <w:t xml:space="preserve">• </w:t>
+      </w:r>
+      <w:r>
+        <w:rPr>
+          <w:rFonts w:ascii="Calibri" w:hAnsi="Calibri" w:cs="Arial"/>
+          <w:b/>
+          <w:bCs/>
+          <w:rtl/>
+          <w:sz w:val="24"/>
+          <w:szCs w:val="24"/>
+        </w:rPr>
+        <w:t xml:space="preserve">المدربون (الداخليون أو الخارجيون):</w:t>
+      </w:r>
+      <w:r>
+        <w:rPr>
+          <w:rFonts w:ascii="Calibri" w:hAnsi="Calibri" w:cs="Arial"/>
+          <w:rtl/>
+          <w:sz w:val="24"/>
+          <w:szCs w:val="24"/>
+        </w:rPr>
+        <w:t xml:space="preserve"> يعدون محتوى التدريب ويقدمونه ويطبقون الاختبارات.</w:t>
+      </w:r>
+    </w:p>
+    <w:p>
+      <w:pPr>
+        <w:pStyle w:val="ListeParagraf"/>
+        <w:bidi/>
+        <w:spacing w:after="80"/>
+        <w:ind w:left="0" w:right="709"/>
+        <w:jc w:val="both"/>
+      </w:pPr>
+      <w:r>
+        <w:rPr>
+          <w:rFonts w:ascii="Calibri" w:hAnsi="Calibri" w:cs="Arial"/>
+          <w:rtl/>
+          <w:sz w:val="24"/>
+          <w:szCs w:val="24"/>
+        </w:rPr>
+        <w:t xml:space="preserve">• </w:t>
+      </w:r>
+      <w:r>
+        <w:rPr>
+          <w:rFonts w:ascii="Calibri" w:hAnsi="Calibri" w:cs="Arial"/>
+          <w:b/>
+          <w:bCs/>
+          <w:rtl/>
+          <w:sz w:val="24"/>
+          <w:szCs w:val="24"/>
+        </w:rPr>
+        <w:t xml:space="preserve">أخصائي السلامة والصحة المهنية ومديرا البيئة والجودة:</w:t>
+      </w:r>
+      <w:r>
+        <w:rPr>
+          <w:rFonts w:ascii="Calibri" w:hAnsi="Calibri" w:cs="Arial"/>
+          <w:rtl/>
+          <w:sz w:val="24"/>
+          <w:szCs w:val="24"/>
+        </w:rPr>
+        <w:t xml:space="preserve"> يحددون التدريبات الإلزامية في مجالاتهم ويقدمون المحتوى أو يعتمدونه.</w:t>
+      </w:r>
+    </w:p>
+    <w:p>
+      <w:pPr>
+        <w:pStyle w:val="ListeParagraf"/>
+        <w:bidi/>
+        <w:spacing w:after="80"/>
+        <w:ind w:left="0" w:right="709"/>
+        <w:jc w:val="both"/>
+      </w:pPr>
+      <w:r>
+        <w:rPr>
+          <w:rFonts w:ascii="Calibri" w:hAnsi="Calibri" w:cs="Arial"/>
+          <w:rtl/>
+          <w:sz w:val="24"/>
+          <w:szCs w:val="24"/>
+        </w:rPr>
+        <w:t xml:space="preserve">• </w:t>
+      </w:r>
+      <w:r>
+        <w:rPr>
+          <w:rFonts w:ascii="Calibri" w:hAnsi="Calibri" w:cs="Arial"/>
+          <w:b/>
+          <w:bCs/>
+          <w:rtl/>
+          <w:sz w:val="24"/>
+          <w:szCs w:val="24"/>
+        </w:rPr>
+        <w:t xml:space="preserve">ضمان الجودة:</w:t>
+      </w:r>
+      <w:r>
+        <w:rPr>
+          <w:rFonts w:ascii="Calibri" w:hAnsi="Calibri" w:cs="Arial"/>
+          <w:rtl/>
+          <w:sz w:val="24"/>
+          <w:szCs w:val="24"/>
+        </w:rPr>
+        <w:t xml:space="preserve"> ينظم تدريبات الجودة والامتثال ويتحقق من حداثة مصفوفة المهارات.</w:t>
+      </w:r>
+    </w:p>
+    <w:p>
+      <w:pPr>
+        <w:pStyle w:val="ListeParagraf"/>
+        <w:bidi/>
+        <w:spacing w:after="80"/>
+        <w:ind w:left="0" w:right="709"/>
+        <w:jc w:val="both"/>
+      </w:pPr>
+      <w:r>
+        <w:rPr>
+          <w:rFonts w:ascii="Calibri" w:hAnsi="Calibri" w:cs="Arial"/>
+          <w:rtl/>
+          <w:sz w:val="24"/>
+          <w:szCs w:val="24"/>
+        </w:rPr>
+        <w:t xml:space="preserve">• </w:t>
+      </w:r>
+      <w:r>
+        <w:rPr>
+          <w:rFonts w:ascii="Calibri" w:hAnsi="Calibri" w:cs="Arial"/>
+          <w:b/>
+          <w:bCs/>
+          <w:rtl/>
+          <w:sz w:val="24"/>
+          <w:szCs w:val="24"/>
+        </w:rPr>
+        <w:t xml:space="preserve">الموظفون:</w:t>
+      </w:r>
+      <w:r>
+        <w:rPr>
+          <w:rFonts w:ascii="Calibri" w:hAnsi="Calibri" w:cs="Arial"/>
+          <w:rtl/>
+          <w:sz w:val="24"/>
+          <w:szCs w:val="24"/>
+        </w:rPr>
+        <w:t xml:space="preserve"> يحضرون التدريب ويطبقون ما تعلموه ويقدمون ملاحظاتهم ويطلبون التدريب عند الحاجة.</w:t>
+      </w:r>
+    </w:p>
+    <w:p>
+      <w:pPr>
+        <w:pStyle w:val="ListeParagraf"/>
+        <w:bidi/>
+        <w:spacing w:after="80"/>
+        <w:ind w:left="0" w:right="709"/>
+        <w:jc w:val="both"/>
+      </w:pPr>
+    </w:p>
+    <w:p>
+      <w:pPr>
+        <w:pStyle w:val="ListeParagraf"/>
+        <w:bidi/>
+        <w:spacing w:before="120" w:after="60"/>
+        <w:ind w:left="0" w:right="709"/>
+      </w:pPr>
+      <w:r>
+        <w:rPr>
+          <w:rFonts w:ascii="Calibri" w:hAnsi="Calibri" w:cs="Arial"/>
+          <w:b/>
+          <w:bCs/>
+          <w:rtl/>
+          <w:sz w:val="24"/>
+          <w:szCs w:val="24"/>
+        </w:rPr>
+        <w:t xml:space="preserve">التعريفات</w:t>
+      </w:r>
+    </w:p>
+    <w:p>
+      <w:pPr>
+        <w:pStyle w:val="ListeParagraf"/>
+        <w:bidi/>
+        <w:spacing w:after="80"/>
+        <w:ind w:left="0" w:right="709"/>
+        <w:jc w:val="both"/>
+      </w:pPr>
+      <w:r>
+        <w:rPr>
+          <w:rFonts w:ascii="Calibri" w:hAnsi="Calibri" w:cs="Arial"/>
+          <w:rtl/>
+          <w:sz w:val="24"/>
+          <w:szCs w:val="24"/>
+        </w:rPr>
+        <w:t xml:space="preserve">• </w:t>
+      </w:r>
+      <w:r>
+        <w:rPr>
+          <w:rFonts w:ascii="Calibri" w:hAnsi="Calibri" w:cs="Arial"/>
+          <w:b/>
+          <w:bCs/>
+          <w:rtl/>
+          <w:sz w:val="24"/>
+          <w:szCs w:val="24"/>
+        </w:rPr>
+        <w:t xml:space="preserve">الكفاءة:</w:t>
+      </w:r>
+      <w:r>
+        <w:rPr>
+          <w:rFonts w:ascii="Calibri" w:hAnsi="Calibri" w:cs="Arial"/>
+          <w:rtl/>
+          <w:sz w:val="24"/>
+          <w:szCs w:val="24"/>
+        </w:rPr>
+        <w:t xml:space="preserve"> القدرة على تطبيق المعرفة والمهارات لتحقيق النتائج المقصودة.</w:t>
+      </w:r>
+    </w:p>
+    <w:p>
+      <w:pPr>
+        <w:pStyle w:val="ListeParagraf"/>
+        <w:bidi/>
+        <w:spacing w:after="80"/>
+        <w:ind w:left="0" w:right="709"/>
+        <w:jc w:val="both"/>
+      </w:pPr>
+      <w:r>
+        <w:rPr>
+          <w:rFonts w:ascii="Calibri" w:hAnsi="Calibri" w:cs="Arial"/>
+          <w:rtl/>
+          <w:sz w:val="24"/>
+          <w:szCs w:val="24"/>
+        </w:rPr>
+        <w:t xml:space="preserve">• </w:t>
+      </w:r>
+      <w:r>
+        <w:rPr>
+          <w:rFonts w:ascii="Calibri" w:hAnsi="Calibri" w:cs="Arial"/>
+          <w:b/>
+          <w:bCs/>
+          <w:rtl/>
+          <w:sz w:val="24"/>
+          <w:szCs w:val="24"/>
+        </w:rPr>
+        <w:t xml:space="preserve">تحليل الاحتياجات التدريبية:</w:t>
+      </w:r>
+      <w:r>
+        <w:rPr>
+          <w:rFonts w:ascii="Calibri" w:hAnsi="Calibri" w:cs="Arial"/>
+          <w:rtl/>
+          <w:sz w:val="24"/>
+          <w:szCs w:val="24"/>
+        </w:rPr>
+        <w:t xml:space="preserve"> المقارنة بين الكفاءة المطلوبة للوظيفة والكفاءة الفعلية للموظف.</w:t>
+      </w:r>
+    </w:p>
+    <w:p>
+      <w:pPr>
+        <w:pStyle w:val="ListeParagraf"/>
+        <w:bidi/>
+        <w:spacing w:after="80"/>
+        <w:ind w:left="0" w:right="709"/>
+        <w:jc w:val="both"/>
+      </w:pPr>
+      <w:r>
+        <w:rPr>
+          <w:rFonts w:ascii="Calibri" w:hAnsi="Calibri" w:cs="Arial"/>
+          <w:rtl/>
+          <w:sz w:val="24"/>
+          <w:szCs w:val="24"/>
+        </w:rPr>
+        <w:t xml:space="preserve">• </w:t>
+      </w:r>
+      <w:r>
+        <w:rPr>
+          <w:rFonts w:ascii="Calibri" w:hAnsi="Calibri" w:cs="Arial"/>
+          <w:b/>
+          <w:bCs/>
+          <w:rtl/>
+          <w:sz w:val="24"/>
+          <w:szCs w:val="24"/>
+        </w:rPr>
+        <w:t xml:space="preserve">مصفوفة المهارات:</w:t>
+      </w:r>
+      <w:r>
+        <w:rPr>
+          <w:rFonts w:ascii="Calibri" w:hAnsi="Calibri" w:cs="Arial"/>
+          <w:rtl/>
+          <w:sz w:val="24"/>
+          <w:szCs w:val="24"/>
+        </w:rPr>
+        <w:t xml:space="preserve"> جدول يوضح المهارات المطلوبة في كل قسم ومستوى مهارة كل موظف.</w:t>
+      </w:r>
+    </w:p>
+    <w:p>
+      <w:pPr>
+        <w:pStyle w:val="ListeParagraf"/>
+        <w:bidi/>
+        <w:spacing w:after="80"/>
+        <w:ind w:left="0" w:right="709"/>
+        <w:jc w:val="both"/>
+      </w:pPr>
+      <w:r>
+        <w:rPr>
+          <w:rFonts w:ascii="Calibri" w:hAnsi="Calibri" w:cs="Arial"/>
+          <w:rtl/>
+          <w:sz w:val="24"/>
+          <w:szCs w:val="24"/>
+        </w:rPr>
+        <w:t xml:space="preserve">• </w:t>
+      </w:r>
+      <w:r>
+        <w:rPr>
+          <w:rFonts w:ascii="Calibri" w:hAnsi="Calibri" w:cs="Arial"/>
+          <w:b/>
+          <w:bCs/>
+          <w:rtl/>
+          <w:sz w:val="24"/>
+          <w:szCs w:val="24"/>
+        </w:rPr>
+        <w:t xml:space="preserve">التدريب الإلزامي:</w:t>
+      </w:r>
+      <w:r>
+        <w:rPr>
+          <w:rFonts w:ascii="Calibri" w:hAnsi="Calibri" w:cs="Arial"/>
+          <w:rtl/>
+          <w:sz w:val="24"/>
+          <w:szCs w:val="24"/>
+        </w:rPr>
+        <w:t xml:space="preserve"> التدريب الذي يتطلبه القانون أو العملاء أو تقييمات المخاطر (مثل السلامة من الحريق والإسعافات الأولية والتعامل مع المواد الكيميائية).</w:t>
+      </w:r>
+    </w:p>
+    <w:p>
+      <w:pPr>
+        <w:pStyle w:val="ListeParagraf"/>
+        <w:bidi/>
+        <w:spacing w:after="80"/>
+        <w:ind w:left="0" w:right="709"/>
+        <w:jc w:val="both"/>
+      </w:pPr>
+      <w:r>
+        <w:rPr>
+          <w:rFonts w:ascii="Calibri" w:hAnsi="Calibri" w:cs="Arial"/>
+          <w:rtl/>
+          <w:sz w:val="24"/>
+          <w:szCs w:val="24"/>
+        </w:rPr>
+        <w:t xml:space="preserve">• </w:t>
+      </w:r>
+      <w:r>
+        <w:rPr>
+          <w:rFonts w:ascii="Calibri" w:hAnsi="Calibri" w:cs="Arial"/>
+          <w:b/>
+          <w:bCs/>
+          <w:rtl/>
+          <w:sz w:val="24"/>
+          <w:szCs w:val="24"/>
+        </w:rPr>
+        <w:t xml:space="preserve">التدريب أثناء العمل:</w:t>
+      </w:r>
+      <w:r>
+        <w:rPr>
+          <w:rFonts w:ascii="Calibri" w:hAnsi="Calibri" w:cs="Arial"/>
+          <w:rtl/>
+          <w:sz w:val="24"/>
+          <w:szCs w:val="24"/>
+        </w:rPr>
+        <w:t xml:space="preserve"> تدريب عملي يُقدم في مكان العمل أثناء أداء المهمة مع مدرب كفؤ.</w:t>
+      </w:r>
+    </w:p>
+    <w:p>
+      <w:pPr>
+        <w:pStyle w:val="ListeParagraf"/>
+        <w:bidi/>
+        <w:spacing w:after="80"/>
+        <w:ind w:left="0" w:right="709"/>
+        <w:jc w:val="both"/>
+      </w:pPr>
+      <w:r>
+        <w:rPr>
+          <w:rFonts w:ascii="Calibri" w:hAnsi="Calibri" w:cs="Arial"/>
+          <w:rtl/>
+          <w:sz w:val="24"/>
+          <w:szCs w:val="24"/>
+        </w:rPr>
+        <w:t xml:space="preserve">• </w:t>
+      </w:r>
+      <w:r>
+        <w:rPr>
+          <w:rFonts w:ascii="Calibri" w:hAnsi="Calibri" w:cs="Arial"/>
+          <w:b/>
+          <w:bCs/>
+          <w:rtl/>
+          <w:sz w:val="24"/>
+          <w:szCs w:val="24"/>
+        </w:rPr>
+        <w:t xml:space="preserve">فعالية التدريب:</w:t>
+      </w:r>
+      <w:r>
+        <w:rPr>
+          <w:rFonts w:ascii="Calibri" w:hAnsi="Calibri" w:cs="Arial"/>
+          <w:rtl/>
+          <w:sz w:val="24"/>
+          <w:szCs w:val="24"/>
+        </w:rPr>
+        <w:t xml:space="preserve"> مدى تحقيق التدريب للمعرفة والسلوك والنتيجة المقصودة.</w:t>
+      </w:r>
+    </w:p>
+    <w:p>
+      <w:pPr>
+        <w:pStyle w:val="ListeParagraf"/>
+        <w:bidi/>
+        <w:spacing w:after="80"/>
+        <w:ind w:left="0" w:right="709"/>
+        <w:jc w:val="both"/>
+      </w:pPr>
+    </w:p>
+    <w:p>
+      <w:pPr>
+        <w:pStyle w:val="ListeParagraf"/>
+        <w:bidi/>
+        <w:spacing w:before="120" w:after="60"/>
+        <w:ind w:left="0" w:right="709"/>
+      </w:pPr>
+      <w:r>
+        <w:rPr>
+          <w:rFonts w:ascii="Calibri" w:hAnsi="Calibri" w:cs="Arial"/>
+          <w:b/>
+          <w:bCs/>
+          <w:rtl/>
+          <w:sz w:val="24"/>
+          <w:szCs w:val="24"/>
+        </w:rPr>
+        <w:t xml:space="preserve">العمليات الرئيسية والفرعية</w:t>
+      </w:r>
+    </w:p>
+    <w:p>
+      <w:pPr>
+        <w:pStyle w:val="ListeParagraf"/>
+        <w:bidi/>
+        <w:spacing w:before="120" w:after="60"/>
+        <w:ind w:left="0" w:right="709"/>
+      </w:pPr>
+      <w:r>
+        <w:rPr>
+          <w:rFonts w:ascii="Calibri" w:hAnsi="Calibri" w:cs="Arial"/>
+          <w:b/>
+          <w:bCs/>
+          <w:rtl/>
+          <w:sz w:val="24"/>
+          <w:szCs w:val="24"/>
+        </w:rPr>
+        <w:t xml:space="preserve">1. تحديد الاحتياجات التدريبية</w:t>
+      </w:r>
+    </w:p>
+    <w:p>
+      <w:pPr>
+        <w:pStyle w:val="ListeParagraf"/>
+        <w:bidi/>
+        <w:spacing w:after="80"/>
+        <w:ind w:left="0" w:right="709"/>
+        <w:jc w:val="both"/>
+      </w:pPr>
+      <w:r>
+        <w:rPr>
+          <w:rFonts w:ascii="Calibri" w:hAnsi="Calibri" w:cs="Arial"/>
+          <w:rtl/>
+          <w:sz w:val="24"/>
+          <w:szCs w:val="24"/>
+        </w:rPr>
+        <w:t xml:space="preserve">1.1. في شهر ديسمبر من كل عام يطلب مدير الموارد البشرية من جميع الأقسام احتياجاتها التدريبية للعام التالي.</w:t>
+      </w:r>
+    </w:p>
+    <w:p>
+      <w:pPr>
+        <w:pStyle w:val="ListeParagraf"/>
+        <w:bidi/>
+        <w:spacing w:after="80"/>
+        <w:ind w:left="0" w:right="709"/>
+        <w:jc w:val="both"/>
+      </w:pPr>
+      <w:r>
+        <w:rPr>
+          <w:rFonts w:ascii="Calibri" w:hAnsi="Calibri" w:cs="Arial"/>
+          <w:rtl/>
+          <w:sz w:val="24"/>
+          <w:szCs w:val="24"/>
+        </w:rPr>
+        <w:t xml:space="preserve">1.2. تُحدد الاحتياجات التدريبية من المصادر التالية:</w:t>
       </w:r>
     </w:p>
     <w:p>
@@ -1623,235 +2291,7 @@
           <w:sz w:val="24"/>
           <w:szCs w:val="24"/>
         </w:rPr>
-        <w:t xml:space="preserve">مشكلات الجودة وشكاوى العملاء والآلات الجديدة والعمليات الجديدة وتقييمات الأداء.</w:t>
-      </w:r>
-    </w:p>
-    <w:p>
-      <w:pPr>
-        <w:pStyle w:val="ListeParagraf"/>
-        <w:bidi/>
-        <w:spacing w:after="80"/>
-        <w:ind w:left="0" w:right="709"/>
-        <w:jc w:val="both"/>
-      </w:pPr>
-    </w:p>
-    <w:p>
-      <w:pPr>
-        <w:pStyle w:val="ListeParagraf"/>
-        <w:bidi/>
-        <w:spacing w:before="120" w:after="60"/>
-        <w:ind w:left="0" w:right="709"/>
-      </w:pPr>
-      <w:r>
-        <w:rPr>
-          <w:rFonts w:ascii="Calibri" w:hAnsi="Calibri" w:cs="Arial"/>
-          <w:b/>
-          <w:bCs/>
-          <w:rtl/>
-          <w:sz w:val="24"/>
-          <w:szCs w:val="24"/>
-        </w:rPr>
-        <w:t xml:space="preserve">2. خطة التدريب السنوية</w:t>
-      </w:r>
-    </w:p>
-    <w:p>
-      <w:pPr>
-        <w:pStyle w:val="ListeParagraf"/>
-        <w:bidi/>
-        <w:spacing w:after="80"/>
-        <w:ind w:left="0" w:right="709"/>
-        <w:jc w:val="both"/>
-      </w:pPr>
-      <w:r>
-        <w:rPr>
-          <w:rFonts w:ascii="Calibri" w:hAnsi="Calibri" w:cs="Arial"/>
-          <w:rtl/>
-          <w:sz w:val="24"/>
-          <w:szCs w:val="24"/>
-        </w:rPr>
-        <w:t xml:space="preserve">2.1. يعد مدير الموارد البشرية خطة التدريب السنوية موضحًا فيها الموضوع والفئة المستهدفة والمدرب والشهر المخطط ومدة كل تدريب.</w:t>
-      </w:r>
-    </w:p>
-    <w:p>
-      <w:pPr>
-        <w:pStyle w:val="ListeParagraf"/>
-        <w:bidi/>
-        <w:spacing w:after="80"/>
-        <w:ind w:left="0" w:right="709"/>
-        <w:jc w:val="both"/>
-      </w:pPr>
-      <w:r>
-        <w:rPr>
-          <w:rFonts w:ascii="Calibri" w:hAnsi="Calibri" w:cs="Arial"/>
-          <w:rtl/>
-          <w:sz w:val="24"/>
-          <w:szCs w:val="24"/>
-        </w:rPr>
-        <w:t xml:space="preserve">2.2. يعتمد المدير العام الخطة مع ميزانية التدريب، وتُشارك مع جميع الأقسام.</w:t>
-      </w:r>
-    </w:p>
-    <w:p>
-      <w:pPr>
-        <w:pStyle w:val="ListeParagraf"/>
-        <w:bidi/>
-        <w:spacing w:after="80"/>
-        <w:ind w:left="0" w:right="709"/>
-        <w:jc w:val="both"/>
-      </w:pPr>
-      <w:r>
-        <w:rPr>
-          <w:rFonts w:ascii="Calibri" w:hAnsi="Calibri" w:cs="Arial"/>
-          <w:rtl/>
-          <w:sz w:val="24"/>
-          <w:szCs w:val="24"/>
-        </w:rPr>
-        <w:t xml:space="preserve">2.3. تُضاف إلى الخطة الاحتياجات التدريبية غير المخططة التي تظهر خلال العام (تشريع جديد أو متطلب جديد من العميل أو حادث).</w:t>
-      </w:r>
-    </w:p>
-    <w:p>
-      <w:pPr>
-        <w:pStyle w:val="ListeParagraf"/>
-        <w:bidi/>
-        <w:spacing w:after="80"/>
-        <w:ind w:left="0" w:right="709"/>
-        <w:jc w:val="both"/>
-      </w:pPr>
-    </w:p>
-    <w:p>
-      <w:pPr>
-        <w:pStyle w:val="ListeParagraf"/>
-        <w:bidi/>
-        <w:spacing w:before="120" w:after="60"/>
-        <w:ind w:left="0" w:right="709"/>
-      </w:pPr>
-      <w:r>
-        <w:rPr>
-          <w:rFonts w:ascii="Calibri" w:hAnsi="Calibri" w:cs="Arial"/>
-          <w:b/>
-          <w:bCs/>
-          <w:rtl/>
-          <w:sz w:val="24"/>
-          <w:szCs w:val="24"/>
-        </w:rPr>
-        <w:t xml:space="preserve">3. تنفيذ التدريب</w:t>
-      </w:r>
-    </w:p>
-    <w:p>
-      <w:pPr>
-        <w:pStyle w:val="ListeParagraf"/>
-        <w:bidi/>
-        <w:spacing w:after="80"/>
-        <w:ind w:left="0" w:right="709"/>
-        <w:jc w:val="both"/>
-      </w:pPr>
-      <w:r>
-        <w:rPr>
-          <w:rFonts w:ascii="Calibri" w:hAnsi="Calibri" w:cs="Arial"/>
-          <w:rtl/>
-          <w:sz w:val="24"/>
-          <w:szCs w:val="24"/>
-        </w:rPr>
-        <w:t xml:space="preserve">3.1. يُقدم التدريب خلال ساعات العمل باللغة العربية أو بلغة يفهمها المشاركون، مع استخدام أمثلة عملية من مكان العمل.</w:t>
-      </w:r>
-    </w:p>
-    <w:p>
-      <w:pPr>
-        <w:pStyle w:val="ListeParagraf"/>
-        <w:bidi/>
-        <w:spacing w:after="80"/>
-        <w:ind w:left="0" w:right="709"/>
-        <w:jc w:val="both"/>
-      </w:pPr>
-      <w:r>
-        <w:rPr>
-          <w:rFonts w:ascii="Calibri" w:hAnsi="Calibri" w:cs="Arial"/>
-          <w:rtl/>
-          <w:sz w:val="24"/>
-          <w:szCs w:val="24"/>
-        </w:rPr>
-        <w:t xml:space="preserve">3.2. يوقع كل مشارك على نموذج حضور التدريب، ويسجل المدرب المحتوى والتاريخ والمدة.</w:t>
-      </w:r>
-    </w:p>
-    <w:p>
-      <w:pPr>
-        <w:pStyle w:val="ListeParagraf"/>
-        <w:bidi/>
-        <w:spacing w:after="80"/>
-        <w:ind w:left="0" w:right="709"/>
-        <w:jc w:val="both"/>
-      </w:pPr>
-      <w:r>
-        <w:rPr>
-          <w:rFonts w:ascii="Calibri" w:hAnsi="Calibri" w:cs="Arial"/>
-          <w:rtl/>
-          <w:sz w:val="24"/>
-          <w:szCs w:val="24"/>
-        </w:rPr>
-        <w:t xml:space="preserve">3.3. يُدرَّب الموظفون الذين فاتهم تدريب إلزامي في الجلسة التالية خلال شهر واحد.</w:t>
-      </w:r>
-    </w:p>
-    <w:p>
-      <w:pPr>
-        <w:pStyle w:val="ListeParagraf"/>
-        <w:bidi/>
-        <w:spacing w:after="80"/>
-        <w:ind w:left="0" w:right="709"/>
-        <w:jc w:val="both"/>
-      </w:pPr>
-      <w:r>
-        <w:rPr>
-          <w:rFonts w:ascii="Calibri" w:hAnsi="Calibri" w:cs="Arial"/>
-          <w:rtl/>
-          <w:sz w:val="24"/>
-          <w:szCs w:val="24"/>
-        </w:rPr>
-        <w:t xml:space="preserve">3.4. تُحفظ نسخ من الشهادات المحصلة من التدريبات الخارجية في الملف الشخصي للموظف.</w:t>
-      </w:r>
-    </w:p>
-    <w:p>
-      <w:pPr>
-        <w:pStyle w:val="ListeParagraf"/>
-        <w:bidi/>
-        <w:spacing w:after="80"/>
-        <w:ind w:left="0" w:right="709"/>
-        <w:jc w:val="both"/>
-      </w:pPr>
-    </w:p>
-    <w:p>
-      <w:pPr>
-        <w:pStyle w:val="ListeParagraf"/>
-        <w:bidi/>
-        <w:spacing w:before="120" w:after="60"/>
-        <w:ind w:left="0" w:right="709"/>
-      </w:pPr>
-      <w:r>
-        <w:rPr>
-          <w:rFonts w:ascii="Calibri" w:hAnsi="Calibri" w:cs="Arial"/>
-          <w:b/>
-          <w:bCs/>
-          <w:rtl/>
-          <w:sz w:val="24"/>
-          <w:szCs w:val="24"/>
-        </w:rPr>
-        <w:t xml:space="preserve">4. تقييم فعالية التدريب</w:t>
-      </w:r>
-    </w:p>
-    <w:p>
-      <w:pPr>
-        <w:pStyle w:val="ListeParagraf"/>
-        <w:bidi/>
-        <w:spacing w:after="80"/>
-        <w:ind w:left="0" w:right="709"/>
-        <w:jc w:val="both"/>
-      </w:pPr>
-      <w:r>
-        <w:rPr>
-          <w:rFonts w:ascii="Calibri" w:hAnsi="Calibri" w:cs="Arial"/>
-          <w:rtl/>
-          <w:sz w:val="24"/>
-          <w:szCs w:val="24"/>
-        </w:rPr>
-        <w:t xml:space="preserve">4.1. تُقيّم فعالية كل تدريب بطريقة أو أكثر من الطرق التالية:</w:t>
+        <w:t xml:space="preserve">الأوصاف الوظيفية ومصفوفة المهارات،</w:t>
       </w:r>
     </w:p>
     <w:p>
@@ -1872,7 +2312,7 @@
           <w:sz w:val="24"/>
           <w:szCs w:val="24"/>
         </w:rPr>
-        <w:t xml:space="preserve">اختبار كتابي أو شفهي في نهاية التدريب (درجة النجاح 70%)،</w:t>
+        <w:t xml:space="preserve">المتطلبات القانونية ومدونات سلوك العملاء ومتطلبات الشهادات،</w:t>
       </w:r>
     </w:p>
     <w:p>
@@ -1893,7 +2333,7 @@
           <w:sz w:val="24"/>
           <w:szCs w:val="24"/>
         </w:rPr>
-        <w:t xml:space="preserve">ملاحظة المشرف للموظف في مكان العمل خلال شهر إلى ثلاثة أشهر،</w:t>
+        <w:t xml:space="preserve">تقييمات مخاطر السلامة والصحة المهنية والبيئة والحوادث ونتائج التدقيق،</w:t>
       </w:r>
     </w:p>
     <w:p>
@@ -1914,7 +2354,7 @@
           <w:sz w:val="24"/>
           <w:szCs w:val="24"/>
         </w:rPr>
-        <w:t xml:space="preserve">التغيرات في مؤشرات الأداء (نسبة العيوب والكفاءة وعدد الحوادث).</w:t>
+        <w:t xml:space="preserve">مشكلات الجودة وشكاوى العملاء والآلات الجديدة والعمليات الجديدة وتقييمات الأداء.</w:t>
       </w:r>
     </w:p>
     <w:p>
@@ -1932,7 +2372,7 @@
           <w:sz w:val="24"/>
           <w:szCs w:val="24"/>
         </w:rPr>
-        <w:t xml:space="preserve">4.2. إذا تبين أن التدريب غير فعال يُعاد التدريب أو تُغير طريقته، وتُحدّث مصفوفة المهارات.</w:t>
+        <w:t xml:space="preserve">1.3. يُقيَّم كل موظف في مصفوفة المهارات على مقياس من 0 إلى 4؛ ويُسجل المستوى الأقل من المستوى المستهدف للوظيفة كحاجة تدريبية. وتُحدّث المصفوفة مرة واحدة على الأقل سنويًا وكلما تغير التنظيم أو إحدى العمليات.</w:t>
       </w:r>
     </w:p>
     <w:p>
@@ -1960,7 +2400,7 @@
           <w:sz w:val="24"/>
           <w:szCs w:val="24"/>
         </w:rPr>
-        <w:t xml:space="preserve">5. المتابعة والأداء</w:t>
+        <w:t xml:space="preserve">2. خطة التدريب السنوية</w:t>
       </w:r>
     </w:p>
     <w:p>
@@ -1978,7 +2418,261 @@
           <w:sz w:val="24"/>
           <w:szCs w:val="24"/>
         </w:rPr>
-        <w:t xml:space="preserve">5.1. يتابع مدير الموارد البشرية المؤشرات التالية كل ربع سنة ويعرضها في مراجعة الإدارة:</w:t>
+        <w:t xml:space="preserve">2.1. يعد مدير الموارد البشرية خطة التدريب السنوية موضحًا فيها الموضوع والفئة المستهدفة والمدرب والشهر المخطط ومدة كل تدريب.</w:t>
+      </w:r>
+    </w:p>
+    <w:p>
+      <w:pPr>
+        <w:pStyle w:val="ListeParagraf"/>
+        <w:bidi/>
+        <w:spacing w:after="80"/>
+        <w:ind w:left="0" w:right="709"/>
+        <w:jc w:val="both"/>
+      </w:pPr>
+      <w:r>
+        <w:rPr>
+          <w:rFonts w:ascii="Calibri" w:hAnsi="Calibri" w:cs="Arial"/>
+          <w:rtl/>
+          <w:sz w:val="24"/>
+          <w:szCs w:val="24"/>
+        </w:rPr>
+        <w:t xml:space="preserve">2.2. يعتمد المدير العام الخطة مع ميزانية التدريب، وتُشارك مع جميع الأقسام.</w:t>
+      </w:r>
+    </w:p>
+    <w:p>
+      <w:pPr>
+        <w:pStyle w:val="ListeParagraf"/>
+        <w:bidi/>
+        <w:spacing w:after="80"/>
+        <w:ind w:left="0" w:right="709"/>
+        <w:jc w:val="both"/>
+      </w:pPr>
+      <w:r>
+        <w:rPr>
+          <w:rFonts w:ascii="Calibri" w:hAnsi="Calibri" w:cs="Arial"/>
+          <w:rtl/>
+          <w:sz w:val="24"/>
+          <w:szCs w:val="24"/>
+        </w:rPr>
+        <w:t xml:space="preserve">2.3. تُضاف إلى الخطة الاحتياجات التدريبية غير المخططة التي تظهر خلال العام (تشريع جديد أو متطلب جديد من العميل أو حادث).</w:t>
+      </w:r>
+    </w:p>
+    <w:p>
+      <w:pPr>
+        <w:pStyle w:val="ListeParagraf"/>
+        <w:bidi/>
+        <w:spacing w:after="80"/>
+        <w:ind w:left="0" w:right="709"/>
+        <w:jc w:val="both"/>
+      </w:pPr>
+      <w:r>
+        <w:rPr>
+          <w:rFonts w:ascii="Calibri" w:hAnsi="Calibri" w:cs="Arial"/>
+          <w:rtl/>
+          <w:sz w:val="24"/>
+          <w:szCs w:val="24"/>
+        </w:rPr>
+        <w:t xml:space="preserve">2.4. تُعطى الأولوية الأولى في الخطة للتدريبات المطلوبة قانونيًا ومن العملاء (السلامة والصحة المهنية والحريق والإسعافات الأولية والتعامل مع المواد الكيميائية والامتثال الاجتماعي). وفي التدريب الخارجي تُفحص كفاءة الجهة المقدمة وصلاحية الشهادة.</w:t>
+      </w:r>
+    </w:p>
+    <w:p>
+      <w:pPr>
+        <w:pStyle w:val="ListeParagraf"/>
+        <w:bidi/>
+        <w:spacing w:after="80"/>
+        <w:ind w:left="0" w:right="709"/>
+        <w:jc w:val="both"/>
+      </w:pPr>
+    </w:p>
+    <w:p>
+      <w:pPr>
+        <w:pStyle w:val="ListeParagraf"/>
+        <w:bidi/>
+        <w:spacing w:before="120" w:after="60"/>
+        <w:ind w:left="0" w:right="709"/>
+      </w:pPr>
+      <w:r>
+        <w:rPr>
+          <w:rFonts w:ascii="Calibri" w:hAnsi="Calibri" w:cs="Arial"/>
+          <w:b/>
+          <w:bCs/>
+          <w:rtl/>
+          <w:sz w:val="24"/>
+          <w:szCs w:val="24"/>
+        </w:rPr>
+        <w:t xml:space="preserve">3. تنفيذ التدريب</w:t>
+      </w:r>
+    </w:p>
+    <w:p>
+      <w:pPr>
+        <w:pStyle w:val="ListeParagraf"/>
+        <w:bidi/>
+        <w:spacing w:after="80"/>
+        <w:ind w:left="0" w:right="709"/>
+        <w:jc w:val="both"/>
+      </w:pPr>
+      <w:r>
+        <w:rPr>
+          <w:rFonts w:ascii="Calibri" w:hAnsi="Calibri" w:cs="Arial"/>
+          <w:rtl/>
+          <w:sz w:val="24"/>
+          <w:szCs w:val="24"/>
+        </w:rPr>
+        <w:t xml:space="preserve">3.1. يُقدم التدريب خلال ساعات العمل باللغة العربية أو بلغة يفهمها المشاركون، مع استخدام أمثلة عملية من مكان العمل.</w:t>
+      </w:r>
+    </w:p>
+    <w:p>
+      <w:pPr>
+        <w:pStyle w:val="ListeParagraf"/>
+        <w:bidi/>
+        <w:spacing w:after="80"/>
+        <w:ind w:left="0" w:right="709"/>
+        <w:jc w:val="both"/>
+      </w:pPr>
+      <w:r>
+        <w:rPr>
+          <w:rFonts w:ascii="Calibri" w:hAnsi="Calibri" w:cs="Arial"/>
+          <w:rtl/>
+          <w:sz w:val="24"/>
+          <w:szCs w:val="24"/>
+        </w:rPr>
+        <w:t xml:space="preserve">3.2. يوقع كل مشارك على نموذج حضور التدريب، ويسجل المدرب المحتوى والتاريخ والمدة.</w:t>
+      </w:r>
+    </w:p>
+    <w:p>
+      <w:pPr>
+        <w:pStyle w:val="ListeParagraf"/>
+        <w:bidi/>
+        <w:spacing w:after="80"/>
+        <w:ind w:left="0" w:right="709"/>
+        <w:jc w:val="both"/>
+      </w:pPr>
+      <w:r>
+        <w:rPr>
+          <w:rFonts w:ascii="Calibri" w:hAnsi="Calibri" w:cs="Arial"/>
+          <w:rtl/>
+          <w:sz w:val="24"/>
+          <w:szCs w:val="24"/>
+        </w:rPr>
+        <w:t xml:space="preserve">3.3. يُدرَّب الموظفون الذين فاتهم تدريب إلزامي في الجلسة التالية خلال شهر واحد.</w:t>
+      </w:r>
+    </w:p>
+    <w:p>
+      <w:pPr>
+        <w:pStyle w:val="ListeParagraf"/>
+        <w:bidi/>
+        <w:spacing w:after="80"/>
+        <w:ind w:left="0" w:right="709"/>
+        <w:jc w:val="both"/>
+      </w:pPr>
+      <w:r>
+        <w:rPr>
+          <w:rFonts w:ascii="Calibri" w:hAnsi="Calibri" w:cs="Arial"/>
+          <w:rtl/>
+          <w:sz w:val="24"/>
+          <w:szCs w:val="24"/>
+        </w:rPr>
+        <w:t xml:space="preserve">3.4. تُحفظ نسخ من الشهادات المحصلة من التدريبات الخارجية في الملف الشخصي للموظف.</w:t>
+      </w:r>
+    </w:p>
+    <w:p>
+      <w:pPr>
+        <w:pStyle w:val="ListeParagraf"/>
+        <w:bidi/>
+        <w:spacing w:after="80"/>
+        <w:ind w:left="0" w:right="709"/>
+        <w:jc w:val="both"/>
+      </w:pPr>
+      <w:r>
+        <w:rPr>
+          <w:rFonts w:ascii="Calibri" w:hAnsi="Calibri" w:cs="Arial"/>
+          <w:rtl/>
+          <w:sz w:val="24"/>
+          <w:szCs w:val="24"/>
+        </w:rPr>
+        <w:t xml:space="preserve">3.5. يتلقى الموظفون الجدد تدريبًا تعريفيًا قبل بدء العمل؛ ويتبعه التدريب أثناء العمل بمراحل العرض ثم الأداء المشترك ثم الأداء المستقل مع مدرب كفؤ. ويقرأ الموظف التعليمات ذات الصلة ويوقع عليها.</w:t>
+      </w:r>
+    </w:p>
+    <w:p>
+      <w:pPr>
+        <w:pStyle w:val="ListeParagraf"/>
+        <w:bidi/>
+        <w:spacing w:after="80"/>
+        <w:ind w:left="0" w:right="709"/>
+        <w:jc w:val="both"/>
+      </w:pPr>
+      <w:r>
+        <w:rPr>
+          <w:rFonts w:ascii="Calibri" w:hAnsi="Calibri" w:cs="Arial"/>
+          <w:rtl/>
+          <w:sz w:val="24"/>
+          <w:szCs w:val="24"/>
+        </w:rPr>
+        <w:t xml:space="preserve">3.6. لا يُكلَّف الموظفون بالمهام الحرجة (مثل فحص كاشف المعادن وفحص الجودة والتعامل مع المواد الكيميائية وتشغيل الآلات وقيادة الرافعة الشوكية) إلا بعد إثبات كفاءتهم وموافقة مدير القسم على العمل المستقل.</w:t>
+      </w:r>
+    </w:p>
+    <w:p>
+      <w:pPr>
+        <w:pStyle w:val="ListeParagraf"/>
+        <w:bidi/>
+        <w:spacing w:after="80"/>
+        <w:ind w:left="0" w:right="709"/>
+        <w:jc w:val="both"/>
+      </w:pPr>
+      <w:r>
+        <w:rPr>
+          <w:rFonts w:ascii="Calibri" w:hAnsi="Calibri" w:cs="Arial"/>
+          <w:rtl/>
+          <w:sz w:val="24"/>
+          <w:szCs w:val="24"/>
+        </w:rPr>
+        <w:t xml:space="preserve">3.7. تُتابع تواريخ انتهاء الشهادات (الإسعافات الأولية والرافعة الشوكية وفريق الإطفاء وما شابهها) في تقويم الصلاحية ويُخطط للتجديد مسبقًا.</w:t>
+      </w:r>
+    </w:p>
+    <w:p>
+      <w:pPr>
+        <w:pStyle w:val="ListeParagraf"/>
+        <w:bidi/>
+        <w:spacing w:after="80"/>
+        <w:ind w:left="0" w:right="709"/>
+        <w:jc w:val="both"/>
+      </w:pPr>
+    </w:p>
+    <w:p>
+      <w:pPr>
+        <w:pStyle w:val="ListeParagraf"/>
+        <w:bidi/>
+        <w:spacing w:before="120" w:after="60"/>
+        <w:ind w:left="0" w:right="709"/>
+      </w:pPr>
+      <w:r>
+        <w:rPr>
+          <w:rFonts w:ascii="Calibri" w:hAnsi="Calibri" w:cs="Arial"/>
+          <w:b/>
+          <w:bCs/>
+          <w:rtl/>
+          <w:sz w:val="24"/>
+          <w:szCs w:val="24"/>
+        </w:rPr>
+        <w:t xml:space="preserve">4. تقييم فعالية التدريب</w:t>
+      </w:r>
+    </w:p>
+    <w:p>
+      <w:pPr>
+        <w:pStyle w:val="ListeParagraf"/>
+        <w:bidi/>
+        <w:spacing w:after="80"/>
+        <w:ind w:left="0" w:right="709"/>
+        <w:jc w:val="both"/>
+      </w:pPr>
+      <w:r>
+        <w:rPr>
+          <w:rFonts w:ascii="Calibri" w:hAnsi="Calibri" w:cs="Arial"/>
+          <w:rtl/>
+          <w:sz w:val="24"/>
+          <w:szCs w:val="24"/>
+        </w:rPr>
+        <w:t xml:space="preserve">4.1. تُقيّم فعالية كل تدريب بطريقة أو أكثر من الطرق التالية:</w:t>
       </w:r>
     </w:p>
     <w:p>
@@ -1999,7 +2693,7 @@
           <w:sz w:val="24"/>
           <w:szCs w:val="24"/>
         </w:rPr>
-        <w:t xml:space="preserve">نسبة تنفيذ خطة التدريب السنوية (%)،</w:t>
+        <w:t xml:space="preserve">اختبار كتابي أو شفهي في نهاية التدريب (درجة النجاح 70%)،</w:t>
       </w:r>
     </w:p>
     <w:p>
@@ -2020,7 +2714,7 @@
           <w:sz w:val="24"/>
           <w:szCs w:val="24"/>
         </w:rPr>
-        <w:t xml:space="preserve">عدد ساعات التدريب لكل موظف سنويًا،</w:t>
+        <w:t xml:space="preserve">ملاحظة المشرف للموظف في مكان العمل خلال شهر إلى ثلاثة أشهر،</w:t>
       </w:r>
     </w:p>
     <w:p>
@@ -2041,7 +2735,43 @@
           <w:sz w:val="24"/>
           <w:szCs w:val="24"/>
         </w:rPr>
-        <w:t xml:space="preserve">نسبة تغطية التدريبات الإلزامية (%) ونسبة فعالية التدريب (%).</w:t>
+        <w:t xml:space="preserve">التغيرات في مؤشرات الأداء (نسبة العيوب والكفاءة وعدد الحوادث).</w:t>
+      </w:r>
+    </w:p>
+    <w:p>
+      <w:pPr>
+        <w:pStyle w:val="ListeParagraf"/>
+        <w:bidi/>
+        <w:spacing w:after="80"/>
+        <w:ind w:left="0" w:right="709"/>
+        <w:jc w:val="both"/>
+      </w:pPr>
+      <w:r>
+        <w:rPr>
+          <w:rFonts w:ascii="Calibri" w:hAnsi="Calibri" w:cs="Arial"/>
+          <w:rtl/>
+          <w:sz w:val="24"/>
+          <w:szCs w:val="24"/>
+        </w:rPr>
+        <w:t xml:space="preserve">4.2. إذا تبين أن التدريب غير فعال يُعاد التدريب أو تُغير طريقته، وتُحدّث مصفوفة المهارات.</w:t>
+      </w:r>
+    </w:p>
+    <w:p>
+      <w:pPr>
+        <w:pStyle w:val="ListeParagraf"/>
+        <w:bidi/>
+        <w:spacing w:after="80"/>
+        <w:ind w:left="0" w:right="709"/>
+        <w:jc w:val="both"/>
+      </w:pPr>
+      <w:r>
+        <w:rPr>
+          <w:rFonts w:ascii="Calibri" w:hAnsi="Calibri" w:cs="Arial"/>
+          <w:rtl/>
+          <w:sz w:val="24"/>
+          <w:szCs w:val="24"/>
+        </w:rPr>
+        <w:t xml:space="preserve">4.3. يراعي التقييم المستويات الأربعة: ردة الفعل والتعلم والسلوك والنتائج، بحسب أهمية التدريب.</w:t>
       </w:r>
     </w:p>
     <w:p>
@@ -2069,7 +2799,25 @@
           <w:sz w:val="24"/>
           <w:szCs w:val="24"/>
         </w:rPr>
-        <w:t xml:space="preserve">6. الوثائق والسجلات ذات الصلة</w:t>
+        <w:t xml:space="preserve">5. المتابعة والأداء</w:t>
+      </w:r>
+    </w:p>
+    <w:p>
+      <w:pPr>
+        <w:pStyle w:val="ListeParagraf"/>
+        <w:bidi/>
+        <w:spacing w:after="80"/>
+        <w:ind w:left="0" w:right="709"/>
+        <w:jc w:val="both"/>
+      </w:pPr>
+      <w:r>
+        <w:rPr>
+          <w:rFonts w:ascii="Calibri" w:hAnsi="Calibri" w:cs="Arial"/>
+          <w:rtl/>
+          <w:sz w:val="24"/>
+          <w:szCs w:val="24"/>
+        </w:rPr>
+        <w:t xml:space="preserve">5.1. يتابع مدير الموارد البشرية المؤشرات التالية كل ربع سنة ويعرضها في مراجعة الإدارة:</w:t>
       </w:r>
     </w:p>
     <w:p>
@@ -2090,7 +2838,7 @@
           <w:sz w:val="24"/>
           <w:szCs w:val="24"/>
         </w:rPr>
-        <w:t xml:space="preserve">خطة التدريب السنوية وتحليل الاحتياجات التدريبية</w:t>
+        <w:t xml:space="preserve">نسبة تنفيذ خطة التدريب السنوية (%)،</w:t>
       </w:r>
     </w:p>
     <w:p>
@@ -2111,7 +2859,7 @@
           <w:sz w:val="24"/>
           <w:szCs w:val="24"/>
         </w:rPr>
-        <w:t xml:space="preserve">مصفوفة المهارات والأوصاف الوظيفية</w:t>
+        <w:t xml:space="preserve">عدد ساعات التدريب لكل موظف سنويًا،</w:t>
       </w:r>
     </w:p>
     <w:p>
@@ -2132,7 +2880,199 @@
           <w:sz w:val="24"/>
           <w:szCs w:val="24"/>
         </w:rPr>
-        <w:t xml:space="preserve">نماذج حضور التدريب والاختبارات ونماذج تقييم فعالية التدريب</w:t>
+        <w:t xml:space="preserve">نسبة تغطية التدريبات الإلزامية (%) ونسبة فعالية التدريب (%).</w:t>
+      </w:r>
+    </w:p>
+    <w:p>
+      <w:pPr>
+        <w:pStyle w:val="ListeParagraf"/>
+        <w:bidi/>
+        <w:spacing w:after="80"/>
+        <w:ind w:left="0" w:right="709"/>
+        <w:jc w:val="both"/>
+      </w:pPr>
+      <w:r>
+        <w:rPr>
+          <w:rFonts w:ascii="Calibri" w:hAnsi="Calibri" w:cs="Arial"/>
+          <w:rtl/>
+          <w:sz w:val="24"/>
+          <w:szCs w:val="24"/>
+        </w:rPr>
+        <w:t xml:space="preserve">5.2. تُحدد الأهداف في سياسة الشركة ومواصفات العملاء؛ ومن أمثلتها تنفيذ الخطة بنسبة 90% على الأقل، ونسبة نجاح الفعالية 80% على الأقل، و16 ساعة تدريب على الأقل لكل موظف سنويًا.</w:t>
+      </w:r>
+    </w:p>
+    <w:p>
+      <w:pPr>
+        <w:pStyle w:val="ListeParagraf"/>
+        <w:bidi/>
+        <w:spacing w:after="80"/>
+        <w:ind w:left="0" w:right="709"/>
+        <w:jc w:val="both"/>
+      </w:pPr>
+    </w:p>
+    <w:p>
+      <w:pPr>
+        <w:pStyle w:val="ListeParagraf"/>
+        <w:bidi/>
+        <w:spacing w:before="120" w:after="60"/>
+        <w:ind w:left="0" w:right="709"/>
+      </w:pPr>
+      <w:r>
+        <w:rPr>
+          <w:rFonts w:ascii="Calibri" w:hAnsi="Calibri" w:cs="Arial"/>
+          <w:b/>
+          <w:bCs/>
+          <w:rtl/>
+          <w:sz w:val="24"/>
+          <w:szCs w:val="24"/>
+        </w:rPr>
+        <w:t xml:space="preserve">6. حالات عدم المطابقة والإجراءات التصحيحية</w:t>
+      </w:r>
+    </w:p>
+    <w:p>
+      <w:pPr>
+        <w:pStyle w:val="ListeParagraf"/>
+        <w:bidi/>
+        <w:spacing w:after="80"/>
+        <w:ind w:left="0" w:right="709"/>
+        <w:jc w:val="both"/>
+      </w:pPr>
+      <w:r>
+        <w:rPr>
+          <w:rFonts w:ascii="Calibri" w:hAnsi="Calibri" w:cs="Arial"/>
+          <w:rtl/>
+          <w:sz w:val="24"/>
+          <w:szCs w:val="24"/>
+        </w:rPr>
+        <w:t xml:space="preserve">6.1. يُفتح إجراء تصحيحي (CAPA) عندما ينتج عدم مطابقة عن نقص التدريب، أو عند وجود شخص دون كفاءة مثبتة في مهمة حرجة، أو عند انخفاض تنفيذ الخطة عن الهدف، أو عندما تتعلق ملاحظة تدقيق بالتدريب.</w:t>
+      </w:r>
+    </w:p>
+    <w:p>
+      <w:pPr>
+        <w:pStyle w:val="ListeParagraf"/>
+        <w:bidi/>
+        <w:spacing w:after="80"/>
+        <w:ind w:left="0" w:right="709"/>
+        <w:jc w:val="both"/>
+      </w:pPr>
+      <w:r>
+        <w:rPr>
+          <w:rFonts w:ascii="Calibri" w:hAnsi="Calibri" w:cs="Arial"/>
+          <w:rtl/>
+          <w:sz w:val="24"/>
+          <w:szCs w:val="24"/>
+        </w:rPr>
+        <w:t xml:space="preserve">6.2. فورًا، يُبعد الشخص عن المهمة الحرجة ويُوجَّه إلى التدريب؛ وتُفصل المنتجات التي صُنعت بشكل خاطئ وتُفحص.</w:t>
+      </w:r>
+    </w:p>
+    <w:p>
+      <w:pPr>
+        <w:pStyle w:val="ListeParagraf"/>
+        <w:bidi/>
+        <w:spacing w:after="80"/>
+        <w:ind w:left="0" w:right="709"/>
+        <w:jc w:val="both"/>
+      </w:pPr>
+      <w:r>
+        <w:rPr>
+          <w:rFonts w:ascii="Calibri" w:hAnsi="Calibri" w:cs="Arial"/>
+          <w:rtl/>
+          <w:sz w:val="24"/>
+          <w:szCs w:val="24"/>
+        </w:rPr>
+        <w:t xml:space="preserve">6.3. تُراجع الحاجة التدريبية ومصفوفة المهارات، ويُخطط للتدريب الناقص، ويُحدد مقياس الفعالية، ويُقيَّم تعميم الإجراء على الموظفين في المهام المماثلة.</w:t>
+      </w:r>
+    </w:p>
+    <w:p>
+      <w:pPr>
+        <w:pStyle w:val="ListeParagraf"/>
+        <w:bidi/>
+        <w:spacing w:after="80"/>
+        <w:ind w:left="0" w:right="709"/>
+        <w:jc w:val="both"/>
+      </w:pPr>
+      <w:r>
+        <w:rPr>
+          <w:rFonts w:ascii="Calibri" w:hAnsi="Calibri" w:cs="Arial"/>
+          <w:rtl/>
+          <w:sz w:val="24"/>
+          <w:szCs w:val="24"/>
+        </w:rPr>
+        <w:t xml:space="preserve">6.4. لا يُغلق الإجراء التصحيحي إلا بعد إتمام التدريب وإثبات فعاليته.</w:t>
+      </w:r>
+    </w:p>
+    <w:p>
+      <w:pPr>
+        <w:pStyle w:val="ListeParagraf"/>
+        <w:bidi/>
+        <w:spacing w:after="80"/>
+        <w:ind w:left="0" w:right="709"/>
+        <w:jc w:val="both"/>
+      </w:pPr>
+    </w:p>
+    <w:p>
+      <w:pPr>
+        <w:pStyle w:val="ListeParagraf"/>
+        <w:bidi/>
+        <w:spacing w:before="120" w:after="60"/>
+        <w:ind w:left="0" w:right="709"/>
+      </w:pPr>
+      <w:r>
+        <w:rPr>
+          <w:rFonts w:ascii="Calibri" w:hAnsi="Calibri" w:cs="Arial"/>
+          <w:b/>
+          <w:bCs/>
+          <w:rtl/>
+          <w:sz w:val="24"/>
+          <w:szCs w:val="24"/>
+        </w:rPr>
+        <w:t xml:space="preserve">7. حفظ السجلات</w:t>
+      </w:r>
+    </w:p>
+    <w:p>
+      <w:pPr>
+        <w:pStyle w:val="ListeParagraf"/>
+        <w:bidi/>
+        <w:spacing w:after="80"/>
+        <w:ind w:left="0" w:right="709"/>
+        <w:jc w:val="both"/>
+      </w:pPr>
+      <w:r>
+        <w:rPr>
+          <w:rFonts w:ascii="Calibri" w:hAnsi="Calibri" w:cs="Arial"/>
+          <w:rtl/>
+          <w:sz w:val="24"/>
+          <w:szCs w:val="24"/>
+        </w:rPr>
+        <w:t xml:space="preserve">7.1. تُحفظ نماذج حضور التدريب خمس سنوات؛ وتُحفظ خطة التدريب وتقارير الفعالية ومصفوفة المهارات ثلاث سنوات بعد انتهاء صلاحيتها؛ وتُحفظ الشهادات في الملف الشخصي.</w:t>
+      </w:r>
+    </w:p>
+    <w:p>
+      <w:pPr>
+        <w:pStyle w:val="ListeParagraf"/>
+        <w:bidi/>
+        <w:spacing w:after="80"/>
+        <w:ind w:left="0" w:right="709"/>
+        <w:jc w:val="both"/>
+      </w:pPr>
+    </w:p>
+    <w:p>
+      <w:pPr>
+        <w:pStyle w:val="ListeParagraf"/>
+        <w:bidi/>
+        <w:spacing w:before="120" w:after="60"/>
+        <w:ind w:left="0" w:right="709"/>
+      </w:pPr>
+      <w:r>
+        <w:rPr>
+          <w:rFonts w:ascii="Calibri" w:hAnsi="Calibri" w:cs="Arial"/>
+          <w:b/>
+          <w:bCs/>
+          <w:rtl/>
+          <w:sz w:val="24"/>
+          <w:szCs w:val="24"/>
+        </w:rPr>
+        <w:t xml:space="preserve">8. الوثائق والسجلات ذات الصلة</w:t>
       </w:r>
     </w:p>
     <w:p>
@@ -2153,7 +3093,7 @@
           <w:sz w:val="24"/>
           <w:szCs w:val="24"/>
         </w:rPr>
-        <w:t xml:space="preserve">EMS OHS SP06 إجراء تدريب السلامة والصحة المهنية</w:t>
+        <w:t xml:space="preserve">خطة التدريب السنوية وتحليل الاحتياجات التدريبية (PRS-EGT-01)</w:t>
       </w:r>
     </w:p>
     <w:p>
@@ -2174,7 +3114,133 @@
           <w:sz w:val="24"/>
           <w:szCs w:val="24"/>
         </w:rPr>
+        <w:t xml:space="preserve">مصفوفة المهارات (FRM-EGT-01) والأوصاف الوظيفية؛ تعليمات إعداد مصفوفة المهارات (TLM-EGT-01)</w:t>
+      </w:r>
+    </w:p>
+    <w:p>
+      <w:pPr>
+        <w:pStyle w:val="ListeParagraf"/>
+        <w:numPr>
+          <w:ilvl w:val="0"/>
+          <w:numId w:val="1"/>
+        </w:numPr>
+        <w:bidi/>
+        <w:spacing w:after="60"/>
+        <w:jc w:val="both"/>
+      </w:pPr>
+      <w:r>
+        <w:rPr>
+          <w:rFonts w:ascii="Calibri" w:hAnsi="Calibri" w:cs="Arial"/>
+          <w:rtl/>
+          <w:sz w:val="24"/>
+          <w:szCs w:val="24"/>
+        </w:rPr>
+        <w:t xml:space="preserve">نماذج حضور التدريب (FRM-EGT-02) والاختبارات ونماذج تقييم فعالية التدريب؛ تعليمات التدريب أثناء العمل وسجل قراءة التعليمات (TLM-EGT-02)</w:t>
+      </w:r>
+    </w:p>
+    <w:p>
+      <w:pPr>
+        <w:pStyle w:val="ListeParagraf"/>
+        <w:numPr>
+          <w:ilvl w:val="0"/>
+          <w:numId w:val="1"/>
+        </w:numPr>
+        <w:bidi/>
+        <w:spacing w:after="60"/>
+        <w:jc w:val="both"/>
+      </w:pPr>
+      <w:r>
+        <w:rPr>
+          <w:rFonts w:ascii="Calibri" w:hAnsi="Calibri" w:cs="Arial"/>
+          <w:rtl/>
+          <w:sz w:val="24"/>
+          <w:szCs w:val="24"/>
+        </w:rPr>
+        <w:t xml:space="preserve">EMS.EG.POL.12.01. سياسة التدريب والكفاءة</w:t>
+      </w:r>
+    </w:p>
+    <w:p>
+      <w:pPr>
+        <w:pStyle w:val="ListeParagraf"/>
+        <w:numPr>
+          <w:ilvl w:val="0"/>
+          <w:numId w:val="1"/>
+        </w:numPr>
+        <w:bidi/>
+        <w:spacing w:after="60"/>
+        <w:jc w:val="both"/>
+      </w:pPr>
+      <w:r>
+        <w:rPr>
+          <w:rFonts w:ascii="Calibri" w:hAnsi="Calibri" w:cs="Arial"/>
+          <w:rtl/>
+          <w:sz w:val="24"/>
+          <w:szCs w:val="24"/>
+        </w:rPr>
         <w:t xml:space="preserve">EMS.EG.PRO.12.02. إجراء التدريب التعريفي للموظفين الجدد</w:t>
+      </w:r>
+    </w:p>
+    <w:p>
+      <w:pPr>
+        <w:pStyle w:val="ListeParagraf"/>
+        <w:numPr>
+          <w:ilvl w:val="0"/>
+          <w:numId w:val="1"/>
+        </w:numPr>
+        <w:bidi/>
+        <w:spacing w:after="60"/>
+        <w:jc w:val="both"/>
+      </w:pPr>
+      <w:r>
+        <w:rPr>
+          <w:rFonts w:ascii="Calibri" w:hAnsi="Calibri" w:cs="Arial"/>
+          <w:rtl/>
+          <w:sz w:val="24"/>
+          <w:szCs w:val="24"/>
+        </w:rPr>
+        <w:t xml:space="preserve">EMS.EG.TL.12.01. تعليمات مصفوفة المهارات والتعدد المهاري</w:t>
+      </w:r>
+    </w:p>
+    <w:p>
+      <w:pPr>
+        <w:pStyle w:val="ListeParagraf"/>
+        <w:numPr>
+          <w:ilvl w:val="0"/>
+          <w:numId w:val="1"/>
+        </w:numPr>
+        <w:bidi/>
+        <w:spacing w:after="60"/>
+        <w:jc w:val="both"/>
+      </w:pPr>
+      <w:r>
+        <w:rPr>
+          <w:rFonts w:ascii="Calibri" w:hAnsi="Calibri" w:cs="Arial"/>
+          <w:rtl/>
+          <w:sz w:val="24"/>
+          <w:szCs w:val="24"/>
+        </w:rPr>
+        <w:t xml:space="preserve">EMS.İS.PRO.18.13. إجراء التدريب والتوعية والكفاءة</w:t>
+      </w:r>
+    </w:p>
+    <w:p>
+      <w:pPr>
+        <w:pStyle w:val="ListeParagraf"/>
+        <w:numPr>
+          <w:ilvl w:val="0"/>
+          <w:numId w:val="1"/>
+        </w:numPr>
+        <w:bidi/>
+        <w:spacing w:after="60"/>
+        <w:jc w:val="both"/>
+      </w:pPr>
+      <w:r>
+        <w:rPr>
+          <w:rFonts w:ascii="Calibri" w:hAnsi="Calibri" w:cs="Arial"/>
+          <w:rtl/>
+          <w:sz w:val="24"/>
+          <w:szCs w:val="24"/>
+        </w:rPr>
+        <w:t xml:space="preserve">EMS.KS.PRO.22.03. إجراء الإجراءات التصحيحية والوقائية (CAPA) لمشكلات الجودة</w:t>
       </w:r>
     </w:p>
     <w:p>
@@ -2202,7 +3268,7 @@
           <w:sz w:val="24"/>
           <w:szCs w:val="24"/>
         </w:rPr>
-        <w:t xml:space="preserve">7. التغذية الراجعة والمتابعة</w:t>
+        <w:t xml:space="preserve">9. التغذية الراجعة والمتابعة</w:t>
       </w:r>
     </w:p>
     <w:p>
@@ -2220,10 +3286,9 @@
           <w:sz w:val="24"/>
           <w:szCs w:val="24"/>
         </w:rPr>
-        <w:t xml:space="preserve">تُراجع نماذج آراء المشاركين وتقييمات الأقسام بعد كل تدريب. ويُراجع هذا الإجراء سنويًا من قبل مدير الموارد البشرية ويُعدل عند الحاجة.</w:t>
-      </w:r>
-    </w:p>
-    <w:p/>
+        <w:t xml:space="preserve">تُراجع نماذج آراء المشاركين وتقييمات الأقسام بعد كل تدريب. ويُراجع هذا الإجراء سنويًا من قبل مدير الموارد البشرية ويُعدل عند الحاجة. وتُقدم نتائج التدريب كمدخل إلى مراجعة الإدارة.</w:t>
+      </w:r>
+    </w:p>
     <w:p>
       <w:pPr>
         <w:pStyle w:val="ListeParagraf"/>
@@ -3421,6 +4486,23 @@
     </w:tbl>
     <w:p>
       <w:pPr>
+        <w:pStyle w:val="ListeParagraf"/>
+        <w:spacing w:before="160" w:after="0"/>
+        <w:ind w:left="709"/>
+      </w:pPr>
+      <w:r>
+        <w:rPr>
+          <w:rFonts w:ascii="Calibri" w:hAnsi="Calibri" w:cs="Calibri"/>
+          <w:b/>
+          <w:bCs/>
+          <w:sz w:val="20"/>
+          <w:szCs w:val="20"/>
+        </w:rPr>
+        <w:t xml:space="preserve">Hazırlayan: İnsan Kaynakları Müdürü  ..........................    Kalite Müdürü: ..........................</w:t>
+      </w:r>
+    </w:p>
+    <w:p>
+      <w:pPr>
         <w:tabs>
           <w:tab w:val="left" w:pos="851"/>
         </w:tabs>
@@ -3965,7 +5047,7 @@
               <w:sz w:val="16"/>
               <w:szCs w:val="16"/>
             </w:rPr>
-            <w:t>0</w:t>
+            <w:t>1</w:t>
           </w:r>
         </w:p>
         <w:p>
@@ -3984,7 +5066,7 @@
               <w:sz w:val="16"/>
               <w:szCs w:val="16"/>
             </w:rPr>
-            <w:t>… / … / …</w:t>
+            <w:t>14.10.2026</w:t>
           </w:r>
         </w:p>
       </w:tc>

--- a/prosedurler/EMS.EG.PRO.12.01. Training Planning and Effectiveness Procedure.docx
+++ b/prosedurler/EMS.EG.PRO.12.01. Training Planning and Effectiveness Procedure.docx
@@ -4498,7 +4498,41 @@
           <w:sz w:val="20"/>
           <w:szCs w:val="20"/>
         </w:rPr>
-        <w:t xml:space="preserve">Hazırlayan: İnsan Kaynakları Müdürü  ..........................    Kalite Müdürü: ..........................</w:t>
+        <w:t xml:space="preserve">Hazırlayan: İnsan Kaynakları Müdürü  ..........................</w:t>
+      </w:r>
+    </w:p>
+    <w:p>
+      <w:pPr>
+        <w:pStyle w:val="ListeParagraf"/>
+        <w:spacing w:before="40" w:after="0"/>
+        <w:ind w:left="709"/>
+      </w:pPr>
+      <w:r>
+        <w:rPr>
+          <w:rFonts w:ascii="Calibri" w:hAnsi="Calibri" w:cs="Calibri"/>
+          <w:b/>
+          <w:bCs/>
+          <w:sz w:val="20"/>
+          <w:szCs w:val="20"/>
+        </w:rPr>
+        <w:t xml:space="preserve">Kontrol: Fabrika Müdürü  ..........................</w:t>
+      </w:r>
+    </w:p>
+    <w:p>
+      <w:pPr>
+        <w:pStyle w:val="ListeParagraf"/>
+        <w:spacing w:before="40" w:after="0"/>
+        <w:ind w:left="709"/>
+      </w:pPr>
+      <w:r>
+        <w:rPr>
+          <w:rFonts w:ascii="Calibri" w:hAnsi="Calibri" w:cs="Calibri"/>
+          <w:b/>
+          <w:bCs/>
+          <w:sz w:val="20"/>
+          <w:szCs w:val="20"/>
+        </w:rPr>
+        <w:t xml:space="preserve">Kalite Müdürü: ..........................    Fabrika Müdürü: ..........................</w:t>
       </w:r>
     </w:p>
     <w:p>

--- a/prosedurler/EMS.EG.PRO.12.01. Training Planning and Effectiveness Procedure.docx
+++ b/prosedurler/EMS.EG.PRO.12.01. Training Planning and Effectiveness Procedure.docx
@@ -1375,7 +1375,7 @@
           <w:sz w:val="24"/>
           <w:szCs w:val="24"/>
         </w:rPr>
-        <w:t xml:space="preserve">Annual Training Plan and Training Needs Analysis (PRS-EGT-01)</w:t>
+        <w:t xml:space="preserve">Annual Training Plan and Training Needs Analysis (EMS.EG.PRO.12.01)</w:t>
       </w:r>
     </w:p>
     <w:p>
@@ -1394,7 +1394,7 @@
           <w:sz w:val="24"/>
           <w:szCs w:val="24"/>
         </w:rPr>
-        <w:t xml:space="preserve">Skills Matrix (FRM-EGT-01) and Job Descriptions; skills matrix preparation instruction (TLM-EGT-01)</w:t>
+        <w:t xml:space="preserve">Skills Matrix (EMS.EG.FRM.12.01) and Job Descriptions; skills matrix preparation instruction (EMS.EG.TL.12.01)</w:t>
       </w:r>
     </w:p>
     <w:p>
@@ -1413,7 +1413,7 @@
           <w:sz w:val="24"/>
           <w:szCs w:val="24"/>
         </w:rPr>
-        <w:t xml:space="preserve">Training Attendance Forms (FRM-EGT-02), Tests and Training Effectiveness Evaluation Forms; on-the-job training and instruction read-record instruction (TLM-EGT-02)</w:t>
+        <w:t xml:space="preserve">Training Attendance Forms (EMS.EG.FRM.12.02), Tests and Training Effectiveness Evaluation Forms; on-the-job training and instruction read-record instruction (EMS.EG.TL.12.02)</w:t>
       </w:r>
     </w:p>
     <w:p>
@@ -3093,7 +3093,7 @@
           <w:sz w:val="24"/>
           <w:szCs w:val="24"/>
         </w:rPr>
-        <w:t xml:space="preserve">خطة التدريب السنوية وتحليل الاحتياجات التدريبية (PRS-EGT-01)</w:t>
+        <w:t xml:space="preserve">خطة التدريب السنوية وتحليل الاحتياجات التدريبية (EMS.EG.PRO.12.01)</w:t>
       </w:r>
     </w:p>
     <w:p>
@@ -3114,7 +3114,7 @@
           <w:sz w:val="24"/>
           <w:szCs w:val="24"/>
         </w:rPr>
-        <w:t xml:space="preserve">مصفوفة المهارات (FRM-EGT-01) والأوصاف الوظيفية؛ تعليمات إعداد مصفوفة المهارات (TLM-EGT-01)</w:t>
+        <w:t xml:space="preserve">مصفوفة المهارات (EMS.EG.FRM.12.01) والأوصاف الوظيفية؛ تعليمات إعداد مصفوفة المهارات (EMS.EG.TL.12.01)</w:t>
       </w:r>
     </w:p>
     <w:p>
@@ -3135,7 +3135,7 @@
           <w:sz w:val="24"/>
           <w:szCs w:val="24"/>
         </w:rPr>
-        <w:t xml:space="preserve">نماذج حضور التدريب (FRM-EGT-02) والاختبارات ونماذج تقييم فعالية التدريب؛ تعليمات التدريب أثناء العمل وسجل قراءة التعليمات (TLM-EGT-02)</w:t>
+        <w:t xml:space="preserve">نماذج حضور التدريب (EMS.EG.FRM.12.02) والاختبارات ونماذج تقييم فعالية التدريب؛ تعليمات التدريب أثناء العمل وسجل قراءة التعليمات (EMS.EG.TL.12.02)</w:t>
       </w:r>
     </w:p>
     <w:p>
